--- a/output/cyber-warfare-methodology.docx
+++ b/output/cyber-warfare-methodology.docx
@@ -107,7 +107,52 @@
           <w:b w:val="0"/>
           <w:i/>
         </w:rPr>
-        <w:t>. Replace each marker with your own decisions, and keep, adapt or delete the suggestions around it.</w:t>
+        <w:t xml:space="preserve">. Replace each marker with your own decisions, and keep, adapt or delete the suggestions around it. Notes are labelled </w:t>
+      </w:r>
+      <w:r>
+        <w:rPr>
+          <w:b/>
+          <w:i/>
+          <w:highlight w:val="yellow"/>
+        </w:rPr>
+        <w:t>[USER MUST ADD]</w:t>
+      </w:r>
+      <w:r>
+        <w:rPr>
+          <w:b w:val="0"/>
+          <w:i/>
+        </w:rPr>
+        <w:t xml:space="preserve"> for your own data, results or argument; the text is incomplete without it; </w:t>
+      </w:r>
+      <w:r>
+        <w:rPr>
+          <w:b/>
+          <w:i/>
+          <w:highlight w:val="yellow"/>
+        </w:rPr>
+        <w:t>[USER SHOULD VERIFY]</w:t>
+      </w:r>
+      <w:r>
+        <w:rPr>
+          <w:b w:val="0"/>
+          <w:i/>
+        </w:rPr>
+        <w:t xml:space="preserve"> for an automatic judgement to check against the papers before submitting; </w:t>
+      </w:r>
+      <w:r>
+        <w:rPr>
+          <w:b/>
+          <w:i/>
+          <w:highlight w:val="yellow"/>
+        </w:rPr>
+        <w:t>[OPTIONAL POLISH]</w:t>
+      </w:r>
+      <w:r>
+        <w:rPr>
+          <w:b w:val="0"/>
+          <w:i/>
+        </w:rPr>
+        <w:t xml:space="preserve"> for an improvement that strengthens the text but is not required.</w:t>
       </w:r>
     </w:p>
     <w:p>
@@ -124,7 +169,23 @@
           <w:b w:val="0"/>
           <w:i w:val="0"/>
         </w:rPr>
-        <w:t>This section proposes a methodology for a study on Cyber Warfare. It is grounded in the research designs of the 15 studies included in the narrative review: conceptual / theoretical analysis (4: Yang et al., 2025; Diggelen et al., 2025; Li et al., 2024; Ear et al., 2023), unclear from the abstract (3: Benkő et al., 2024; Bouke et al., 2023; Kiely et al., 2023), computational experiment (benchmark evaluation) (2: Sánchez et al., 2025; Celeny et al., 2024), case study (2: Yang et al., 2025; Lau et al., 2024), systematic / scoping review (2: Ahmed et al., 2024; Huang et al., 2024) and simulation / modelling study (2: Fernandes et al., 2024; Li et al., 2023). The topic and the studies' designs place this research in engineering, computing and the natural sciences, so the recommendations follow that field's methodological conventions. On this basis, the proposed study takes a mixed methods approach: a mixed-methods design.</w:t>
+        <w:t>This section proposes a methodology for a study on Cyber Warfare. It is grounded in the research designs of the 15 studies included in the narrative review: unclear from the abstract (8: Huang, 2024; Ma et al., 2024; Unknown, 2023; Cremer et al., 2024; Sfetcu, 2024; Rosli, 2025; Khoirunnisa et al., 2024; Mohammed, 2025), mixed-methods design (2: Kumar et al., 2024; Žilinčík et al., 2023), case study (2: Lindsay, 2025; Khan, 2025), cross-sectional survey (1: Siam et al., 2025), computational experiment (benchmark evaluation) (1: Wang et al., 2024) and narrative literature review (1: Mohamed et al., 2023). The topic and the studies' designs place this research in engineering, computing and the natural sciences, so the recommendations follow that field's methodological conventions. On this basis, the proposed study takes a mixed methods approach: a mixed-methods design.</w:t>
+      </w:r>
+    </w:p>
+    <w:p>
+      <w:r>
+        <w:rPr>
+          <w:b/>
+          <w:i w:val="0"/>
+        </w:rPr>
+        <w:t>Why this field.</w:t>
+      </w:r>
+      <w:r>
+        <w:rPr>
+          <w:b w:val="0"/>
+          <w:i w:val="0"/>
+        </w:rPr>
+        <w:t xml:space="preserve"> The field was inferred from two kinds of evidence: one of the studies uses designs typical of engineering, computing and the natural sciences (computational experiment (benchmark evaluation)); their vocabulary is closest to computer science and IT. Weighting designs fully and vocabulary by half, the scores are engineering, computing and the natural sciences 0.42, social sciences 0.34 and law 0.09. The margin over social sciences is small, so check its conventions too, or set the field explicitly with --field.</w:t>
       </w:r>
     </w:p>
     <w:p>
@@ -142,17 +203,18 @@
         <w:tblLook w:firstColumn="1" w:firstRow="1" w:lastColumn="0" w:lastRow="0" w:noHBand="0" w:noVBand="1" w:val="04A0"/>
       </w:tblPr>
       <w:tblGrid>
-        <w:gridCol w:w="1440"/>
-        <w:gridCol w:w="1440"/>
-        <w:gridCol w:w="1440"/>
-        <w:gridCol w:w="1440"/>
-        <w:gridCol w:w="1440"/>
-        <w:gridCol w:w="1440"/>
+        <w:gridCol w:w="1234"/>
+        <w:gridCol w:w="1234"/>
+        <w:gridCol w:w="1234"/>
+        <w:gridCol w:w="1234"/>
+        <w:gridCol w:w="1234"/>
+        <w:gridCol w:w="1234"/>
+        <w:gridCol w:w="1234"/>
       </w:tblGrid>
       <w:tr>
         <w:tc>
           <w:tcPr>
-            <w:tcW w:type="dxa" w:w="1440"/>
+            <w:tcW w:type="dxa" w:w="1234"/>
           </w:tcPr>
           <w:p>
             <w:r>
@@ -166,7 +228,7 @@
         </w:tc>
         <w:tc>
           <w:tcPr>
-            <w:tcW w:type="dxa" w:w="1440"/>
+            <w:tcW w:type="dxa" w:w="1234"/>
           </w:tcPr>
           <w:p>
             <w:r>
@@ -180,7 +242,7 @@
         </w:tc>
         <w:tc>
           <w:tcPr>
-            <w:tcW w:type="dxa" w:w="1440"/>
+            <w:tcW w:type="dxa" w:w="1234"/>
           </w:tcPr>
           <w:p>
             <w:r>
@@ -194,7 +256,7 @@
         </w:tc>
         <w:tc>
           <w:tcPr>
-            <w:tcW w:type="dxa" w:w="1440"/>
+            <w:tcW w:type="dxa" w:w="1234"/>
           </w:tcPr>
           <w:p>
             <w:r>
@@ -208,7 +270,7 @@
         </w:tc>
         <w:tc>
           <w:tcPr>
-            <w:tcW w:type="dxa" w:w="1440"/>
+            <w:tcW w:type="dxa" w:w="1234"/>
           </w:tcPr>
           <w:p>
             <w:r>
@@ -222,7 +284,7 @@
         </w:tc>
         <w:tc>
           <w:tcPr>
-            <w:tcW w:type="dxa" w:w="1440"/>
+            <w:tcW w:type="dxa" w:w="1234"/>
           </w:tcPr>
           <w:p>
             <w:r>
@@ -234,11 +296,25 @@
             </w:r>
           </w:p>
         </w:tc>
+        <w:tc>
+          <w:tcPr>
+            <w:tcW w:type="dxa" w:w="1234"/>
+          </w:tcPr>
+          <w:p>
+            <w:r>
+              <w:rPr>
+                <w:b/>
+                <w:sz w:val="16"/>
+              </w:rPr>
+              <w:t>Design confidence</w:t>
+            </w:r>
+          </w:p>
+        </w:tc>
       </w:tr>
       <w:tr>
         <w:tc>
           <w:tcPr>
-            <w:tcW w:type="dxa" w:w="1440"/>
+            <w:tcW w:type="dxa" w:w="1234"/>
           </w:tcPr>
           <w:p>
             <w:r>
@@ -246,13 +322,13 @@
                 <w:b w:val="0"/>
                 <w:sz w:val="16"/>
               </w:rPr>
-              <w:t>Yang et al. (2025)</w:t>
+              <w:t>Kumar et al. (2024)</w:t>
             </w:r>
           </w:p>
         </w:tc>
         <w:tc>
           <w:tcPr>
-            <w:tcW w:type="dxa" w:w="1440"/>
+            <w:tcW w:type="dxa" w:w="1234"/>
           </w:tcPr>
           <w:p>
             <w:r>
@@ -260,13 +336,13 @@
                 <w:b w:val="0"/>
                 <w:sz w:val="16"/>
               </w:rPr>
-              <w:t>Conceptual / theoretical analysis</w:t>
+              <w:t>Mixed-methods design</w:t>
             </w:r>
           </w:p>
         </w:tc>
         <w:tc>
           <w:tcPr>
-            <w:tcW w:type="dxa" w:w="1440"/>
+            <w:tcW w:type="dxa" w:w="1234"/>
           </w:tcPr>
           <w:p>
             <w:r>
@@ -274,13 +350,13 @@
                 <w:b w:val="0"/>
                 <w:sz w:val="16"/>
               </w:rPr>
-              <w:t>Conceptual</w:t>
+              <w:t>Mixed methods</w:t>
             </w:r>
           </w:p>
         </w:tc>
         <w:tc>
           <w:tcPr>
-            <w:tcW w:type="dxa" w:w="1440"/>
+            <w:tcW w:type="dxa" w:w="1234"/>
           </w:tcPr>
           <w:p>
             <w:r>
@@ -294,7 +370,79 @@
         </w:tc>
         <w:tc>
           <w:tcPr>
-            <w:tcW w:type="dxa" w:w="1440"/>
+            <w:tcW w:type="dxa" w:w="1234"/>
+          </w:tcPr>
+          <w:p>
+            <w:r>
+              <w:rPr>
+                <w:b w:val="0"/>
+                <w:sz w:val="16"/>
+              </w:rPr>
+              <w:t>Interviews; Documents, archives and published literature</w:t>
+            </w:r>
+          </w:p>
+        </w:tc>
+        <w:tc>
+          <w:tcPr>
+            <w:tcW w:type="dxa" w:w="1234"/>
+          </w:tcPr>
+          <w:p>
+            <w:r>
+              <w:rPr>
+                <w:b w:val="0"/>
+                <w:sz w:val="16"/>
+              </w:rPr>
+              <w:t>Structured assessment frameworks (risk, threat, SWOT); Interpretive / historical analysis; Narrative synthesis of the literature</w:t>
+            </w:r>
+          </w:p>
+        </w:tc>
+        <w:tc>
+          <w:tcPr>
+            <w:tcW w:type="dxa" w:w="1234"/>
+          </w:tcPr>
+          <w:p>
+            <w:r>
+              <w:rPr>
+                <w:b w:val="0"/>
+                <w:sz w:val="16"/>
+              </w:rPr>
+              <w:t>Medium</w:t>
+            </w:r>
+          </w:p>
+        </w:tc>
+      </w:tr>
+      <w:tr>
+        <w:tc>
+          <w:tcPr>
+            <w:tcW w:type="dxa" w:w="1234"/>
+          </w:tcPr>
+          <w:p>
+            <w:r>
+              <w:rPr>
+                <w:b w:val="0"/>
+                <w:sz w:val="16"/>
+              </w:rPr>
+              <w:t>Huang (2024)</w:t>
+            </w:r>
+          </w:p>
+        </w:tc>
+        <w:tc>
+          <w:tcPr>
+            <w:tcW w:type="dxa" w:w="1234"/>
+          </w:tcPr>
+          <w:p>
+            <w:r>
+              <w:rPr>
+                <w:b w:val="0"/>
+                <w:sz w:val="16"/>
+              </w:rPr>
+              <w:t>Unclear from the abstract</w:t>
+            </w:r>
+          </w:p>
+        </w:tc>
+        <w:tc>
+          <w:tcPr>
+            <w:tcW w:type="dxa" w:w="1234"/>
           </w:tcPr>
           <w:p>
             <w:r>
@@ -308,65 +456,7 @@
         </w:tc>
         <w:tc>
           <w:tcPr>
-            <w:tcW w:type="dxa" w:w="1440"/>
-          </w:tcPr>
-          <w:p>
-            <w:r>
-              <w:rPr>
-                <w:b w:val="0"/>
-                <w:sz w:val="16"/>
-              </w:rPr>
-              <w:t>Structured assessment frameworks (risk, threat, SWOT)</w:t>
-            </w:r>
-          </w:p>
-        </w:tc>
-      </w:tr>
-      <w:tr>
-        <w:tc>
-          <w:tcPr>
-            <w:tcW w:type="dxa" w:w="1440"/>
-          </w:tcPr>
-          <w:p>
-            <w:r>
-              <w:rPr>
-                <w:b w:val="0"/>
-                <w:sz w:val="16"/>
-              </w:rPr>
-              <w:t>Diggelen et al. (2025)</w:t>
-            </w:r>
-          </w:p>
-        </w:tc>
-        <w:tc>
-          <w:tcPr>
-            <w:tcW w:type="dxa" w:w="1440"/>
-          </w:tcPr>
-          <w:p>
-            <w:r>
-              <w:rPr>
-                <w:b w:val="0"/>
-                <w:sz w:val="16"/>
-              </w:rPr>
-              <w:t>Conceptual / theoretical analysis</w:t>
-            </w:r>
-          </w:p>
-        </w:tc>
-        <w:tc>
-          <w:tcPr>
-            <w:tcW w:type="dxa" w:w="1440"/>
-          </w:tcPr>
-          <w:p>
-            <w:r>
-              <w:rPr>
-                <w:b w:val="0"/>
-                <w:sz w:val="16"/>
-              </w:rPr>
-              <w:t>Conceptual</w:t>
-            </w:r>
-          </w:p>
-        </w:tc>
-        <w:tc>
-          <w:tcPr>
-            <w:tcW w:type="dxa" w:w="1440"/>
+            <w:tcW w:type="dxa" w:w="1234"/>
           </w:tcPr>
           <w:p>
             <w:r>
@@ -380,7 +470,7 @@
         </w:tc>
         <w:tc>
           <w:tcPr>
-            <w:tcW w:type="dxa" w:w="1440"/>
+            <w:tcW w:type="dxa" w:w="1234"/>
           </w:tcPr>
           <w:p>
             <w:r>
@@ -394,7 +484,7 @@
         </w:tc>
         <w:tc>
           <w:tcPr>
-            <w:tcW w:type="dxa" w:w="1440"/>
+            <w:tcW w:type="dxa" w:w="1234"/>
           </w:tcPr>
           <w:p>
             <w:r>
@@ -406,11 +496,9 @@
             </w:r>
           </w:p>
         </w:tc>
-      </w:tr>
-      <w:tr>
         <w:tc>
           <w:tcPr>
-            <w:tcW w:type="dxa" w:w="1440"/>
+            <w:tcW w:type="dxa" w:w="1234"/>
           </w:tcPr>
           <w:p>
             <w:r>
@@ -418,13 +506,529 @@
                 <w:b w:val="0"/>
                 <w:sz w:val="16"/>
               </w:rPr>
-              <w:t>Sánchez et al. (2025)</w:t>
+              <w:t>Low</w:t>
+            </w:r>
+          </w:p>
+        </w:tc>
+      </w:tr>
+      <w:tr>
+        <w:tc>
+          <w:tcPr>
+            <w:tcW w:type="dxa" w:w="1234"/>
+          </w:tcPr>
+          <w:p>
+            <w:r>
+              <w:rPr>
+                <w:b w:val="0"/>
+                <w:sz w:val="16"/>
+              </w:rPr>
+              <w:t>Siam et al. (2025)</w:t>
             </w:r>
           </w:p>
         </w:tc>
         <w:tc>
           <w:tcPr>
-            <w:tcW w:type="dxa" w:w="1440"/>
+            <w:tcW w:type="dxa" w:w="1234"/>
+          </w:tcPr>
+          <w:p>
+            <w:r>
+              <w:rPr>
+                <w:b w:val="0"/>
+                <w:sz w:val="16"/>
+              </w:rPr>
+              <w:t>Cross-sectional survey</w:t>
+            </w:r>
+          </w:p>
+        </w:tc>
+        <w:tc>
+          <w:tcPr>
+            <w:tcW w:type="dxa" w:w="1234"/>
+          </w:tcPr>
+          <w:p>
+            <w:r>
+              <w:rPr>
+                <w:b w:val="0"/>
+                <w:sz w:val="16"/>
+              </w:rPr>
+              <w:t>Quantitative</w:t>
+            </w:r>
+          </w:p>
+        </w:tc>
+        <w:tc>
+          <w:tcPr>
+            <w:tcW w:type="dxa" w:w="1234"/>
+          </w:tcPr>
+          <w:p>
+            <w:r>
+              <w:rPr>
+                <w:b w:val="0"/>
+                <w:sz w:val="16"/>
+              </w:rPr>
+              <w:t>300 cybersecurity practitioners</w:t>
+            </w:r>
+          </w:p>
+        </w:tc>
+        <w:tc>
+          <w:tcPr>
+            <w:tcW w:type="dxa" w:w="1234"/>
+          </w:tcPr>
+          <w:p>
+            <w:r>
+              <w:rPr>
+                <w:b w:val="0"/>
+                <w:sz w:val="16"/>
+              </w:rPr>
+              <w:t>Questionnaires / surveys</w:t>
+            </w:r>
+          </w:p>
+        </w:tc>
+        <w:tc>
+          <w:tcPr>
+            <w:tcW w:type="dxa" w:w="1234"/>
+          </w:tcPr>
+          <w:p>
+            <w:r>
+              <w:rPr>
+                <w:b w:val="0"/>
+                <w:sz w:val="16"/>
+              </w:rPr>
+              <w:t>Inferential statistics (regression, significance tests); Descriptive statistics</w:t>
+            </w:r>
+          </w:p>
+        </w:tc>
+        <w:tc>
+          <w:tcPr>
+            <w:tcW w:type="dxa" w:w="1234"/>
+          </w:tcPr>
+          <w:p>
+            <w:r>
+              <w:rPr>
+                <w:b w:val="0"/>
+                <w:sz w:val="16"/>
+              </w:rPr>
+              <w:t>High</w:t>
+            </w:r>
+          </w:p>
+        </w:tc>
+      </w:tr>
+      <w:tr>
+        <w:tc>
+          <w:tcPr>
+            <w:tcW w:type="dxa" w:w="1234"/>
+          </w:tcPr>
+          <w:p>
+            <w:r>
+              <w:rPr>
+                <w:b w:val="0"/>
+                <w:sz w:val="16"/>
+              </w:rPr>
+              <w:t>Ma et al. (2024)</w:t>
+            </w:r>
+          </w:p>
+        </w:tc>
+        <w:tc>
+          <w:tcPr>
+            <w:tcW w:type="dxa" w:w="1234"/>
+          </w:tcPr>
+          <w:p>
+            <w:r>
+              <w:rPr>
+                <w:b w:val="0"/>
+                <w:sz w:val="16"/>
+              </w:rPr>
+              <w:t>Unclear from the abstract</w:t>
+            </w:r>
+          </w:p>
+        </w:tc>
+        <w:tc>
+          <w:tcPr>
+            <w:tcW w:type="dxa" w:w="1234"/>
+          </w:tcPr>
+          <w:p>
+            <w:r>
+              <w:rPr>
+                <w:b w:val="0"/>
+                <w:sz w:val="16"/>
+              </w:rPr>
+              <w:t>Not stated</w:t>
+            </w:r>
+          </w:p>
+        </w:tc>
+        <w:tc>
+          <w:tcPr>
+            <w:tcW w:type="dxa" w:w="1234"/>
+          </w:tcPr>
+          <w:p>
+            <w:r>
+              <w:rPr>
+                <w:b w:val="0"/>
+                <w:sz w:val="16"/>
+              </w:rPr>
+              <w:t>Not reported</w:t>
+            </w:r>
+          </w:p>
+        </w:tc>
+        <w:tc>
+          <w:tcPr>
+            <w:tcW w:type="dxa" w:w="1234"/>
+          </w:tcPr>
+          <w:p>
+            <w:r>
+              <w:rPr>
+                <w:b w:val="0"/>
+                <w:sz w:val="16"/>
+              </w:rPr>
+              <w:t>Not stated</w:t>
+            </w:r>
+          </w:p>
+        </w:tc>
+        <w:tc>
+          <w:tcPr>
+            <w:tcW w:type="dxa" w:w="1234"/>
+          </w:tcPr>
+          <w:p>
+            <w:r>
+              <w:rPr>
+                <w:b w:val="0"/>
+                <w:sz w:val="16"/>
+              </w:rPr>
+              <w:t>Not stated</w:t>
+            </w:r>
+          </w:p>
+        </w:tc>
+        <w:tc>
+          <w:tcPr>
+            <w:tcW w:type="dxa" w:w="1234"/>
+          </w:tcPr>
+          <w:p>
+            <w:r>
+              <w:rPr>
+                <w:b w:val="0"/>
+                <w:sz w:val="16"/>
+              </w:rPr>
+              <w:t>Low</w:t>
+            </w:r>
+          </w:p>
+        </w:tc>
+      </w:tr>
+      <w:tr>
+        <w:tc>
+          <w:tcPr>
+            <w:tcW w:type="dxa" w:w="1234"/>
+          </w:tcPr>
+          <w:p>
+            <w:r>
+              <w:rPr>
+                <w:b w:val="0"/>
+                <w:sz w:val="16"/>
+              </w:rPr>
+              <w:t>Unknown (2023)</w:t>
+            </w:r>
+          </w:p>
+        </w:tc>
+        <w:tc>
+          <w:tcPr>
+            <w:tcW w:type="dxa" w:w="1234"/>
+          </w:tcPr>
+          <w:p>
+            <w:r>
+              <w:rPr>
+                <w:b w:val="0"/>
+                <w:sz w:val="16"/>
+              </w:rPr>
+              <w:t>Unclear from the abstract</w:t>
+            </w:r>
+          </w:p>
+        </w:tc>
+        <w:tc>
+          <w:tcPr>
+            <w:tcW w:type="dxa" w:w="1234"/>
+          </w:tcPr>
+          <w:p>
+            <w:r>
+              <w:rPr>
+                <w:b w:val="0"/>
+                <w:sz w:val="16"/>
+              </w:rPr>
+              <w:t>Not stated</w:t>
+            </w:r>
+          </w:p>
+        </w:tc>
+        <w:tc>
+          <w:tcPr>
+            <w:tcW w:type="dxa" w:w="1234"/>
+          </w:tcPr>
+          <w:p>
+            <w:r>
+              <w:rPr>
+                <w:b w:val="0"/>
+                <w:sz w:val="16"/>
+              </w:rPr>
+              <w:t>Not reported</w:t>
+            </w:r>
+          </w:p>
+        </w:tc>
+        <w:tc>
+          <w:tcPr>
+            <w:tcW w:type="dxa" w:w="1234"/>
+          </w:tcPr>
+          <w:p>
+            <w:r>
+              <w:rPr>
+                <w:b w:val="0"/>
+                <w:sz w:val="16"/>
+              </w:rPr>
+              <w:t>Not stated</w:t>
+            </w:r>
+          </w:p>
+        </w:tc>
+        <w:tc>
+          <w:tcPr>
+            <w:tcW w:type="dxa" w:w="1234"/>
+          </w:tcPr>
+          <w:p>
+            <w:r>
+              <w:rPr>
+                <w:b w:val="0"/>
+                <w:sz w:val="16"/>
+              </w:rPr>
+              <w:t>Not stated</w:t>
+            </w:r>
+          </w:p>
+        </w:tc>
+        <w:tc>
+          <w:tcPr>
+            <w:tcW w:type="dxa" w:w="1234"/>
+          </w:tcPr>
+          <w:p>
+            <w:r>
+              <w:rPr>
+                <w:b w:val="0"/>
+                <w:sz w:val="16"/>
+              </w:rPr>
+              <w:t>Low</w:t>
+            </w:r>
+          </w:p>
+        </w:tc>
+      </w:tr>
+      <w:tr>
+        <w:tc>
+          <w:tcPr>
+            <w:tcW w:type="dxa" w:w="1234"/>
+          </w:tcPr>
+          <w:p>
+            <w:r>
+              <w:rPr>
+                <w:b w:val="0"/>
+                <w:sz w:val="16"/>
+              </w:rPr>
+              <w:t>Cremer et al. (2024)</w:t>
+            </w:r>
+          </w:p>
+        </w:tc>
+        <w:tc>
+          <w:tcPr>
+            <w:tcW w:type="dxa" w:w="1234"/>
+          </w:tcPr>
+          <w:p>
+            <w:r>
+              <w:rPr>
+                <w:b w:val="0"/>
+                <w:sz w:val="16"/>
+              </w:rPr>
+              <w:t>Unclear from the abstract</w:t>
+            </w:r>
+          </w:p>
+        </w:tc>
+        <w:tc>
+          <w:tcPr>
+            <w:tcW w:type="dxa" w:w="1234"/>
+          </w:tcPr>
+          <w:p>
+            <w:r>
+              <w:rPr>
+                <w:b w:val="0"/>
+                <w:sz w:val="16"/>
+              </w:rPr>
+              <w:t>Not stated</w:t>
+            </w:r>
+          </w:p>
+        </w:tc>
+        <w:tc>
+          <w:tcPr>
+            <w:tcW w:type="dxa" w:w="1234"/>
+          </w:tcPr>
+          <w:p>
+            <w:r>
+              <w:rPr>
+                <w:b w:val="0"/>
+                <w:sz w:val="16"/>
+              </w:rPr>
+              <w:t>Not reported</w:t>
+            </w:r>
+          </w:p>
+        </w:tc>
+        <w:tc>
+          <w:tcPr>
+            <w:tcW w:type="dxa" w:w="1234"/>
+          </w:tcPr>
+          <w:p>
+            <w:r>
+              <w:rPr>
+                <w:b w:val="0"/>
+                <w:sz w:val="16"/>
+              </w:rPr>
+              <w:t>Not stated</w:t>
+            </w:r>
+          </w:p>
+        </w:tc>
+        <w:tc>
+          <w:tcPr>
+            <w:tcW w:type="dxa" w:w="1234"/>
+          </w:tcPr>
+          <w:p>
+            <w:r>
+              <w:rPr>
+                <w:b w:val="0"/>
+                <w:sz w:val="16"/>
+              </w:rPr>
+              <w:t>Not stated</w:t>
+            </w:r>
+          </w:p>
+        </w:tc>
+        <w:tc>
+          <w:tcPr>
+            <w:tcW w:type="dxa" w:w="1234"/>
+          </w:tcPr>
+          <w:p>
+            <w:r>
+              <w:rPr>
+                <w:b w:val="0"/>
+                <w:sz w:val="16"/>
+              </w:rPr>
+              <w:t>Low</w:t>
+            </w:r>
+          </w:p>
+        </w:tc>
+      </w:tr>
+      <w:tr>
+        <w:tc>
+          <w:tcPr>
+            <w:tcW w:type="dxa" w:w="1234"/>
+          </w:tcPr>
+          <w:p>
+            <w:r>
+              <w:rPr>
+                <w:b w:val="0"/>
+                <w:sz w:val="16"/>
+              </w:rPr>
+              <w:t>Lindsay (2025)</w:t>
+            </w:r>
+          </w:p>
+        </w:tc>
+        <w:tc>
+          <w:tcPr>
+            <w:tcW w:type="dxa" w:w="1234"/>
+          </w:tcPr>
+          <w:p>
+            <w:r>
+              <w:rPr>
+                <w:b w:val="0"/>
+                <w:sz w:val="16"/>
+              </w:rPr>
+              <w:t>Case study</w:t>
+            </w:r>
+          </w:p>
+        </w:tc>
+        <w:tc>
+          <w:tcPr>
+            <w:tcW w:type="dxa" w:w="1234"/>
+          </w:tcPr>
+          <w:p>
+            <w:r>
+              <w:rPr>
+                <w:b w:val="0"/>
+                <w:sz w:val="16"/>
+              </w:rPr>
+              <w:t>Qualitative</w:t>
+            </w:r>
+          </w:p>
+        </w:tc>
+        <w:tc>
+          <w:tcPr>
+            <w:tcW w:type="dxa" w:w="1234"/>
+          </w:tcPr>
+          <w:p>
+            <w:r>
+              <w:rPr>
+                <w:b w:val="0"/>
+                <w:sz w:val="16"/>
+              </w:rPr>
+              <w:t>Not reported</w:t>
+            </w:r>
+          </w:p>
+        </w:tc>
+        <w:tc>
+          <w:tcPr>
+            <w:tcW w:type="dxa" w:w="1234"/>
+          </w:tcPr>
+          <w:p>
+            <w:r>
+              <w:rPr>
+                <w:b w:val="0"/>
+                <w:sz w:val="16"/>
+              </w:rPr>
+              <w:t>Documents, archives and published literature</w:t>
+            </w:r>
+          </w:p>
+        </w:tc>
+        <w:tc>
+          <w:tcPr>
+            <w:tcW w:type="dxa" w:w="1234"/>
+          </w:tcPr>
+          <w:p>
+            <w:r>
+              <w:rPr>
+                <w:b w:val="0"/>
+                <w:sz w:val="16"/>
+              </w:rPr>
+              <w:t>Interpretive / historical analysis</w:t>
+            </w:r>
+          </w:p>
+        </w:tc>
+        <w:tc>
+          <w:tcPr>
+            <w:tcW w:type="dxa" w:w="1234"/>
+          </w:tcPr>
+          <w:p>
+            <w:r>
+              <w:rPr>
+                <w:b w:val="0"/>
+                <w:sz w:val="16"/>
+              </w:rPr>
+              <w:t>Medium</w:t>
+            </w:r>
+          </w:p>
+        </w:tc>
+      </w:tr>
+      <w:tr>
+        <w:tc>
+          <w:tcPr>
+            <w:tcW w:type="dxa" w:w="1234"/>
+          </w:tcPr>
+          <w:p>
+            <w:r>
+              <w:rPr>
+                <w:b w:val="0"/>
+                <w:sz w:val="16"/>
+              </w:rPr>
+              <w:t>Wang et al. (2024)</w:t>
+            </w:r>
+          </w:p>
+        </w:tc>
+        <w:tc>
+          <w:tcPr>
+            <w:tcW w:type="dxa" w:w="1234"/>
           </w:tcPr>
           <w:p>
             <w:r>
@@ -438,7 +1042,7 @@
         </w:tc>
         <w:tc>
           <w:tcPr>
-            <w:tcW w:type="dxa" w:w="1440"/>
+            <w:tcW w:type="dxa" w:w="1234"/>
           </w:tcPr>
           <w:p>
             <w:r>
@@ -452,7 +1056,107 @@
         </w:tc>
         <w:tc>
           <w:tcPr>
-            <w:tcW w:type="dxa" w:w="1440"/>
+            <w:tcW w:type="dxa" w:w="1234"/>
+          </w:tcPr>
+          <w:p>
+            <w:r>
+              <w:rPr>
+                <w:b w:val="0"/>
+                <w:sz w:val="16"/>
+              </w:rPr>
+              <w:t>604 valid tweets</w:t>
+            </w:r>
+          </w:p>
+        </w:tc>
+        <w:tc>
+          <w:tcPr>
+            <w:tcW w:type="dxa" w:w="1234"/>
+          </w:tcPr>
+          <w:p>
+            <w:r>
+              <w:rPr>
+                <w:b w:val="0"/>
+                <w:sz w:val="16"/>
+              </w:rPr>
+              <w:t>Existing datasets / benchmarks</w:t>
+            </w:r>
+          </w:p>
+        </w:tc>
+        <w:tc>
+          <w:tcPr>
+            <w:tcW w:type="dxa" w:w="1234"/>
+          </w:tcPr>
+          <w:p>
+            <w:r>
+              <w:rPr>
+                <w:b w:val="0"/>
+                <w:sz w:val="16"/>
+              </w:rPr>
+              <w:t>Not stated</w:t>
+            </w:r>
+          </w:p>
+        </w:tc>
+        <w:tc>
+          <w:tcPr>
+            <w:tcW w:type="dxa" w:w="1234"/>
+          </w:tcPr>
+          <w:p>
+            <w:r>
+              <w:rPr>
+                <w:b w:val="0"/>
+                <w:sz w:val="16"/>
+              </w:rPr>
+              <w:t>High</w:t>
+            </w:r>
+          </w:p>
+        </w:tc>
+      </w:tr>
+      <w:tr>
+        <w:tc>
+          <w:tcPr>
+            <w:tcW w:type="dxa" w:w="1234"/>
+          </w:tcPr>
+          <w:p>
+            <w:r>
+              <w:rPr>
+                <w:b w:val="0"/>
+                <w:sz w:val="16"/>
+              </w:rPr>
+              <w:t>Mohamed et al. (2023)</w:t>
+            </w:r>
+          </w:p>
+        </w:tc>
+        <w:tc>
+          <w:tcPr>
+            <w:tcW w:type="dxa" w:w="1234"/>
+          </w:tcPr>
+          <w:p>
+            <w:r>
+              <w:rPr>
+                <w:b w:val="0"/>
+                <w:sz w:val="16"/>
+              </w:rPr>
+              <w:t>Narrative literature review</w:t>
+            </w:r>
+          </w:p>
+        </w:tc>
+        <w:tc>
+          <w:tcPr>
+            <w:tcW w:type="dxa" w:w="1234"/>
+          </w:tcPr>
+          <w:p>
+            <w:r>
+              <w:rPr>
+                <w:b w:val="0"/>
+                <w:sz w:val="16"/>
+              </w:rPr>
+              <w:t>Evidence synthesis</w:t>
+            </w:r>
+          </w:p>
+        </w:tc>
+        <w:tc>
+          <w:tcPr>
+            <w:tcW w:type="dxa" w:w="1234"/>
           </w:tcPr>
           <w:p>
             <w:r>
@@ -466,7 +1170,7 @@
         </w:tc>
         <w:tc>
           <w:tcPr>
-            <w:tcW w:type="dxa" w:w="1440"/>
+            <w:tcW w:type="dxa" w:w="1234"/>
           </w:tcPr>
           <w:p>
             <w:r>
@@ -480,7 +1184,7 @@
         </w:tc>
         <w:tc>
           <w:tcPr>
-            <w:tcW w:type="dxa" w:w="1440"/>
+            <w:tcW w:type="dxa" w:w="1234"/>
           </w:tcPr>
           <w:p>
             <w:r>
@@ -488,7 +1192,21 @@
                 <w:b w:val="0"/>
                 <w:sz w:val="16"/>
               </w:rPr>
-              <w:t>Comparative analysis</w:t>
+              <w:t>Structured assessment frameworks (risk, threat, SWOT)</w:t>
+            </w:r>
+          </w:p>
+        </w:tc>
+        <w:tc>
+          <w:tcPr>
+            <w:tcW w:type="dxa" w:w="1234"/>
+          </w:tcPr>
+          <w:p>
+            <w:r>
+              <w:rPr>
+                <w:b w:val="0"/>
+                <w:sz w:val="16"/>
+              </w:rPr>
+              <w:t>Low</w:t>
             </w:r>
           </w:p>
         </w:tc>
@@ -496,7 +1214,7 @@
       <w:tr>
         <w:tc>
           <w:tcPr>
-            <w:tcW w:type="dxa" w:w="1440"/>
+            <w:tcW w:type="dxa" w:w="1234"/>
           </w:tcPr>
           <w:p>
             <w:r>
@@ -504,13 +1222,113 @@
                 <w:b w:val="0"/>
                 <w:sz w:val="16"/>
               </w:rPr>
-              <w:t>Yang et al. (2025)</w:t>
+              <w:t>Sfetcu (2024)</w:t>
             </w:r>
           </w:p>
         </w:tc>
         <w:tc>
           <w:tcPr>
-            <w:tcW w:type="dxa" w:w="1440"/>
+            <w:tcW w:type="dxa" w:w="1234"/>
+          </w:tcPr>
+          <w:p>
+            <w:r>
+              <w:rPr>
+                <w:b w:val="0"/>
+                <w:sz w:val="16"/>
+              </w:rPr>
+              <w:t>Unclear from the abstract</w:t>
+            </w:r>
+          </w:p>
+        </w:tc>
+        <w:tc>
+          <w:tcPr>
+            <w:tcW w:type="dxa" w:w="1234"/>
+          </w:tcPr>
+          <w:p>
+            <w:r>
+              <w:rPr>
+                <w:b w:val="0"/>
+                <w:sz w:val="16"/>
+              </w:rPr>
+              <w:t>Not stated</w:t>
+            </w:r>
+          </w:p>
+        </w:tc>
+        <w:tc>
+          <w:tcPr>
+            <w:tcW w:type="dxa" w:w="1234"/>
+          </w:tcPr>
+          <w:p>
+            <w:r>
+              <w:rPr>
+                <w:b w:val="0"/>
+                <w:sz w:val="16"/>
+              </w:rPr>
+              <w:t>Not reported</w:t>
+            </w:r>
+          </w:p>
+        </w:tc>
+        <w:tc>
+          <w:tcPr>
+            <w:tcW w:type="dxa" w:w="1234"/>
+          </w:tcPr>
+          <w:p>
+            <w:r>
+              <w:rPr>
+                <w:b w:val="0"/>
+                <w:sz w:val="16"/>
+              </w:rPr>
+              <w:t>Not stated</w:t>
+            </w:r>
+          </w:p>
+        </w:tc>
+        <w:tc>
+          <w:tcPr>
+            <w:tcW w:type="dxa" w:w="1234"/>
+          </w:tcPr>
+          <w:p>
+            <w:r>
+              <w:rPr>
+                <w:b w:val="0"/>
+                <w:sz w:val="16"/>
+              </w:rPr>
+              <w:t>Not stated</w:t>
+            </w:r>
+          </w:p>
+        </w:tc>
+        <w:tc>
+          <w:tcPr>
+            <w:tcW w:type="dxa" w:w="1234"/>
+          </w:tcPr>
+          <w:p>
+            <w:r>
+              <w:rPr>
+                <w:b w:val="0"/>
+                <w:sz w:val="16"/>
+              </w:rPr>
+              <w:t>Low</w:t>
+            </w:r>
+          </w:p>
+        </w:tc>
+      </w:tr>
+      <w:tr>
+        <w:tc>
+          <w:tcPr>
+            <w:tcW w:type="dxa" w:w="1234"/>
+          </w:tcPr>
+          <w:p>
+            <w:r>
+              <w:rPr>
+                <w:b w:val="0"/>
+                <w:sz w:val="16"/>
+              </w:rPr>
+              <w:t>Khan (2025)</w:t>
+            </w:r>
+          </w:p>
+        </w:tc>
+        <w:tc>
+          <w:tcPr>
+            <w:tcW w:type="dxa" w:w="1234"/>
           </w:tcPr>
           <w:p>
             <w:r>
@@ -524,7 +1342,7 @@
         </w:tc>
         <w:tc>
           <w:tcPr>
-            <w:tcW w:type="dxa" w:w="1440"/>
+            <w:tcW w:type="dxa" w:w="1234"/>
           </w:tcPr>
           <w:p>
             <w:r>
@@ -538,7 +1356,7 @@
         </w:tc>
         <w:tc>
           <w:tcPr>
-            <w:tcW w:type="dxa" w:w="1440"/>
+            <w:tcW w:type="dxa" w:w="1234"/>
           </w:tcPr>
           <w:p>
             <w:r>
@@ -552,7 +1370,7 @@
         </w:tc>
         <w:tc>
           <w:tcPr>
-            <w:tcW w:type="dxa" w:w="1440"/>
+            <w:tcW w:type="dxa" w:w="1234"/>
           </w:tcPr>
           <w:p>
             <w:r>
@@ -566,79 +1384,7 @@
         </w:tc>
         <w:tc>
           <w:tcPr>
-            <w:tcW w:type="dxa" w:w="1440"/>
-          </w:tcPr>
-          <w:p>
-            <w:r>
-              <w:rPr>
-                <w:b w:val="0"/>
-                <w:sz w:val="16"/>
-              </w:rPr>
-              <w:t>Not stated</w:t>
-            </w:r>
-          </w:p>
-        </w:tc>
-      </w:tr>
-      <w:tr>
-        <w:tc>
-          <w:tcPr>
-            <w:tcW w:type="dxa" w:w="1440"/>
-          </w:tcPr>
-          <w:p>
-            <w:r>
-              <w:rPr>
-                <w:b w:val="0"/>
-                <w:sz w:val="16"/>
-              </w:rPr>
-              <w:t>Ahmed et al. (2024)</w:t>
-            </w:r>
-          </w:p>
-        </w:tc>
-        <w:tc>
-          <w:tcPr>
-            <w:tcW w:type="dxa" w:w="1440"/>
-          </w:tcPr>
-          <w:p>
-            <w:r>
-              <w:rPr>
-                <w:b w:val="0"/>
-                <w:sz w:val="16"/>
-              </w:rPr>
-              <w:t>Systematic / scoping review</w:t>
-            </w:r>
-          </w:p>
-        </w:tc>
-        <w:tc>
-          <w:tcPr>
-            <w:tcW w:type="dxa" w:w="1440"/>
-          </w:tcPr>
-          <w:p>
-            <w:r>
-              <w:rPr>
-                <w:b w:val="0"/>
-                <w:sz w:val="16"/>
-              </w:rPr>
-              <w:t>Evidence synthesis</w:t>
-            </w:r>
-          </w:p>
-        </w:tc>
-        <w:tc>
-          <w:tcPr>
-            <w:tcW w:type="dxa" w:w="1440"/>
-          </w:tcPr>
-          <w:p>
-            <w:r>
-              <w:rPr>
-                <w:b w:val="0"/>
-                <w:sz w:val="16"/>
-              </w:rPr>
-              <w:t>815 papers</w:t>
-            </w:r>
-          </w:p>
-        </w:tc>
-        <w:tc>
-          <w:tcPr>
-            <w:tcW w:type="dxa" w:w="1440"/>
+            <w:tcW w:type="dxa" w:w="1234"/>
           </w:tcPr>
           <w:p>
             <w:r>
@@ -652,7 +1398,7 @@
         </w:tc>
         <w:tc>
           <w:tcPr>
-            <w:tcW w:type="dxa" w:w="1440"/>
+            <w:tcW w:type="dxa" w:w="1234"/>
           </w:tcPr>
           <w:p>
             <w:r>
@@ -660,7 +1406,7 @@
                 <w:b w:val="0"/>
                 <w:sz w:val="16"/>
               </w:rPr>
-              <w:t>Not stated</w:t>
+              <w:t>Low</w:t>
             </w:r>
           </w:p>
         </w:tc>
@@ -668,7 +1414,7 @@
       <w:tr>
         <w:tc>
           <w:tcPr>
-            <w:tcW w:type="dxa" w:w="1440"/>
+            <w:tcW w:type="dxa" w:w="1234"/>
           </w:tcPr>
           <w:p>
             <w:r>
@@ -676,13 +1422,13 @@
                 <w:b w:val="0"/>
                 <w:sz w:val="16"/>
               </w:rPr>
-              <w:t>Huang et al. (2024)</w:t>
+              <w:t>Rosli (2025)</w:t>
             </w:r>
           </w:p>
         </w:tc>
         <w:tc>
           <w:tcPr>
-            <w:tcW w:type="dxa" w:w="1440"/>
+            <w:tcW w:type="dxa" w:w="1234"/>
           </w:tcPr>
           <w:p>
             <w:r>
@@ -690,41 +1436,13 @@
                 <w:b w:val="0"/>
                 <w:sz w:val="16"/>
               </w:rPr>
-              <w:t>Systematic / scoping review</w:t>
+              <w:t>Unclear from the abstract</w:t>
             </w:r>
           </w:p>
         </w:tc>
         <w:tc>
           <w:tcPr>
-            <w:tcW w:type="dxa" w:w="1440"/>
-          </w:tcPr>
-          <w:p>
-            <w:r>
-              <w:rPr>
-                <w:b w:val="0"/>
-                <w:sz w:val="16"/>
-              </w:rPr>
-              <w:t>Evidence synthesis</w:t>
-            </w:r>
-          </w:p>
-        </w:tc>
-        <w:tc>
-          <w:tcPr>
-            <w:tcW w:type="dxa" w:w="1440"/>
-          </w:tcPr>
-          <w:p>
-            <w:r>
-              <w:rPr>
-                <w:b w:val="0"/>
-                <w:sz w:val="16"/>
-              </w:rPr>
-              <w:t>449 papers</w:t>
-            </w:r>
-          </w:p>
-        </w:tc>
-        <w:tc>
-          <w:tcPr>
-            <w:tcW w:type="dxa" w:w="1440"/>
+            <w:tcW w:type="dxa" w:w="1234"/>
           </w:tcPr>
           <w:p>
             <w:r>
@@ -738,65 +1456,7 @@
         </w:tc>
         <w:tc>
           <w:tcPr>
-            <w:tcW w:type="dxa" w:w="1440"/>
-          </w:tcPr>
-          <w:p>
-            <w:r>
-              <w:rPr>
-                <w:b w:val="0"/>
-                <w:sz w:val="16"/>
-              </w:rPr>
-              <w:t>Structured assessment frameworks (risk, threat, SWOT); Narrative synthesis of the literature</w:t>
-            </w:r>
-          </w:p>
-        </w:tc>
-      </w:tr>
-      <w:tr>
-        <w:tc>
-          <w:tcPr>
-            <w:tcW w:type="dxa" w:w="1440"/>
-          </w:tcPr>
-          <w:p>
-            <w:r>
-              <w:rPr>
-                <w:b w:val="0"/>
-                <w:sz w:val="16"/>
-              </w:rPr>
-              <w:t>Li et al. (2024)</w:t>
-            </w:r>
-          </w:p>
-        </w:tc>
-        <w:tc>
-          <w:tcPr>
-            <w:tcW w:type="dxa" w:w="1440"/>
-          </w:tcPr>
-          <w:p>
-            <w:r>
-              <w:rPr>
-                <w:b w:val="0"/>
-                <w:sz w:val="16"/>
-              </w:rPr>
-              <w:t>Conceptual / theoretical analysis</w:t>
-            </w:r>
-          </w:p>
-        </w:tc>
-        <w:tc>
-          <w:tcPr>
-            <w:tcW w:type="dxa" w:w="1440"/>
-          </w:tcPr>
-          <w:p>
-            <w:r>
-              <w:rPr>
-                <w:b w:val="0"/>
-                <w:sz w:val="16"/>
-              </w:rPr>
-              <w:t>Conceptual</w:t>
-            </w:r>
-          </w:p>
-        </w:tc>
-        <w:tc>
-          <w:tcPr>
-            <w:tcW w:type="dxa" w:w="1440"/>
+            <w:tcW w:type="dxa" w:w="1234"/>
           </w:tcPr>
           <w:p>
             <w:r>
@@ -810,7 +1470,7 @@
         </w:tc>
         <w:tc>
           <w:tcPr>
-            <w:tcW w:type="dxa" w:w="1440"/>
+            <w:tcW w:type="dxa" w:w="1234"/>
           </w:tcPr>
           <w:p>
             <w:r>
@@ -824,7 +1484,7 @@
         </w:tc>
         <w:tc>
           <w:tcPr>
-            <w:tcW w:type="dxa" w:w="1440"/>
+            <w:tcW w:type="dxa" w:w="1234"/>
           </w:tcPr>
           <w:p>
             <w:r>
@@ -836,11 +1496,9 @@
             </w:r>
           </w:p>
         </w:tc>
-      </w:tr>
-      <w:tr>
         <w:tc>
           <w:tcPr>
-            <w:tcW w:type="dxa" w:w="1440"/>
+            <w:tcW w:type="dxa" w:w="1234"/>
           </w:tcPr>
           <w:p>
             <w:r>
@@ -848,13 +1506,15 @@
                 <w:b w:val="0"/>
                 <w:sz w:val="16"/>
               </w:rPr>
-              <w:t>Fernandes et al. (2024)</w:t>
+              <w:t>Low</w:t>
             </w:r>
           </w:p>
         </w:tc>
+      </w:tr>
+      <w:tr>
         <w:tc>
           <w:tcPr>
-            <w:tcW w:type="dxa" w:w="1440"/>
+            <w:tcW w:type="dxa" w:w="1234"/>
           </w:tcPr>
           <w:p>
             <w:r>
@@ -862,13 +1522,13 @@
                 <w:b w:val="0"/>
                 <w:sz w:val="16"/>
               </w:rPr>
-              <w:t>Simulation / modelling study</w:t>
+              <w:t>Khoirunnisa et al. (2024)</w:t>
             </w:r>
           </w:p>
         </w:tc>
         <w:tc>
           <w:tcPr>
-            <w:tcW w:type="dxa" w:w="1440"/>
+            <w:tcW w:type="dxa" w:w="1234"/>
           </w:tcPr>
           <w:p>
             <w:r>
@@ -876,13 +1536,27 @@
                 <w:b w:val="0"/>
                 <w:sz w:val="16"/>
               </w:rPr>
-              <w:t>Quantitative</w:t>
+              <w:t>Unclear from the abstract</w:t>
             </w:r>
           </w:p>
         </w:tc>
         <w:tc>
           <w:tcPr>
-            <w:tcW w:type="dxa" w:w="1440"/>
+            <w:tcW w:type="dxa" w:w="1234"/>
+          </w:tcPr>
+          <w:p>
+            <w:r>
+              <w:rPr>
+                <w:b w:val="0"/>
+                <w:sz w:val="16"/>
+              </w:rPr>
+              <w:t>Not stated</w:t>
+            </w:r>
+          </w:p>
+        </w:tc>
+        <w:tc>
+          <w:tcPr>
+            <w:tcW w:type="dxa" w:w="1234"/>
           </w:tcPr>
           <w:p>
             <w:r>
@@ -896,7 +1570,7 @@
         </w:tc>
         <w:tc>
           <w:tcPr>
-            <w:tcW w:type="dxa" w:w="1440"/>
+            <w:tcW w:type="dxa" w:w="1234"/>
           </w:tcPr>
           <w:p>
             <w:r>
@@ -904,13 +1578,13 @@
                 <w:b w:val="0"/>
                 <w:sz w:val="16"/>
               </w:rPr>
-              <w:t>Simulation-generated data</w:t>
+              <w:t>Not stated</w:t>
             </w:r>
           </w:p>
         </w:tc>
         <w:tc>
           <w:tcPr>
-            <w:tcW w:type="dxa" w:w="1440"/>
+            <w:tcW w:type="dxa" w:w="1234"/>
           </w:tcPr>
           <w:p>
             <w:r>
@@ -918,7 +1592,21 @@
                 <w:b w:val="0"/>
                 <w:sz w:val="16"/>
               </w:rPr>
-              <w:t>Simulation / computational modelling; Narrative synthesis of the literature</w:t>
+              <w:t>Not stated</w:t>
+            </w:r>
+          </w:p>
+        </w:tc>
+        <w:tc>
+          <w:tcPr>
+            <w:tcW w:type="dxa" w:w="1234"/>
+          </w:tcPr>
+          <w:p>
+            <w:r>
+              <w:rPr>
+                <w:b w:val="0"/>
+                <w:sz w:val="16"/>
+              </w:rPr>
+              <w:t>Low</w:t>
             </w:r>
           </w:p>
         </w:tc>
@@ -926,7 +1614,7 @@
       <w:tr>
         <w:tc>
           <w:tcPr>
-            <w:tcW w:type="dxa" w:w="1440"/>
+            <w:tcW w:type="dxa" w:w="1234"/>
           </w:tcPr>
           <w:p>
             <w:r>
@@ -934,13 +1622,13 @@
                 <w:b w:val="0"/>
                 <w:sz w:val="16"/>
               </w:rPr>
-              <w:t>Celeny et al. (2024)</w:t>
+              <w:t>Mohammed (2025)</w:t>
             </w:r>
           </w:p>
         </w:tc>
         <w:tc>
           <w:tcPr>
-            <w:tcW w:type="dxa" w:w="1440"/>
+            <w:tcW w:type="dxa" w:w="1234"/>
           </w:tcPr>
           <w:p>
             <w:r>
@@ -948,13 +1636,13 @@
                 <w:b w:val="0"/>
                 <w:sz w:val="16"/>
               </w:rPr>
-              <w:t>Computational experiment (benchmark evaluation)</w:t>
+              <w:t>Unclear from the abstract</w:t>
             </w:r>
           </w:p>
         </w:tc>
         <w:tc>
           <w:tcPr>
-            <w:tcW w:type="dxa" w:w="1440"/>
+            <w:tcW w:type="dxa" w:w="1234"/>
           </w:tcPr>
           <w:p>
             <w:r>
@@ -962,13 +1650,13 @@
                 <w:b w:val="0"/>
                 <w:sz w:val="16"/>
               </w:rPr>
-              <w:t>Quantitative</w:t>
+              <w:t>Not stated</w:t>
             </w:r>
           </w:p>
         </w:tc>
         <w:tc>
           <w:tcPr>
-            <w:tcW w:type="dxa" w:w="1440"/>
+            <w:tcW w:type="dxa" w:w="1234"/>
           </w:tcPr>
           <w:p>
             <w:r>
@@ -982,65 +1670,7 @@
         </w:tc>
         <w:tc>
           <w:tcPr>
-            <w:tcW w:type="dxa" w:w="1440"/>
-          </w:tcPr>
-          <w:p>
-            <w:r>
-              <w:rPr>
-                <w:b w:val="0"/>
-                <w:sz w:val="16"/>
-              </w:rPr>
-              <w:t>Existing datasets / benchmarks</w:t>
-            </w:r>
-          </w:p>
-        </w:tc>
-        <w:tc>
-          <w:tcPr>
-            <w:tcW w:type="dxa" w:w="1440"/>
-          </w:tcPr>
-          <w:p>
-            <w:r>
-              <w:rPr>
-                <w:b w:val="0"/>
-                <w:sz w:val="16"/>
-              </w:rPr>
-              <w:t>Inferential statistics (regression, significance tests); Performance metrics and benchmark comparison</w:t>
-            </w:r>
-          </w:p>
-        </w:tc>
-      </w:tr>
-      <w:tr>
-        <w:tc>
-          <w:tcPr>
-            <w:tcW w:type="dxa" w:w="1440"/>
-          </w:tcPr>
-          <w:p>
-            <w:r>
-              <w:rPr>
-                <w:b w:val="0"/>
-                <w:sz w:val="16"/>
-              </w:rPr>
-              <w:t>Benkő et al. (2024)</w:t>
-            </w:r>
-          </w:p>
-        </w:tc>
-        <w:tc>
-          <w:tcPr>
-            <w:tcW w:type="dxa" w:w="1440"/>
-          </w:tcPr>
-          <w:p>
-            <w:r>
-              <w:rPr>
-                <w:b w:val="0"/>
-                <w:sz w:val="16"/>
-              </w:rPr>
-              <w:t>Unclear from the abstract</w:t>
-            </w:r>
-          </w:p>
-        </w:tc>
-        <w:tc>
-          <w:tcPr>
-            <w:tcW w:type="dxa" w:w="1440"/>
+            <w:tcW w:type="dxa" w:w="1234"/>
           </w:tcPr>
           <w:p>
             <w:r>
@@ -1054,7 +1684,79 @@
         </w:tc>
         <w:tc>
           <w:tcPr>
-            <w:tcW w:type="dxa" w:w="1440"/>
+            <w:tcW w:type="dxa" w:w="1234"/>
+          </w:tcPr>
+          <w:p>
+            <w:r>
+              <w:rPr>
+                <w:b w:val="0"/>
+                <w:sz w:val="16"/>
+              </w:rPr>
+              <w:t>Not stated</w:t>
+            </w:r>
+          </w:p>
+        </w:tc>
+        <w:tc>
+          <w:tcPr>
+            <w:tcW w:type="dxa" w:w="1234"/>
+          </w:tcPr>
+          <w:p>
+            <w:r>
+              <w:rPr>
+                <w:b w:val="0"/>
+                <w:sz w:val="16"/>
+              </w:rPr>
+              <w:t>Low</w:t>
+            </w:r>
+          </w:p>
+        </w:tc>
+      </w:tr>
+      <w:tr>
+        <w:tc>
+          <w:tcPr>
+            <w:tcW w:type="dxa" w:w="1234"/>
+          </w:tcPr>
+          <w:p>
+            <w:r>
+              <w:rPr>
+                <w:b w:val="0"/>
+                <w:sz w:val="16"/>
+              </w:rPr>
+              <w:t>Žilinčík et al. (2023)</w:t>
+            </w:r>
+          </w:p>
+        </w:tc>
+        <w:tc>
+          <w:tcPr>
+            <w:tcW w:type="dxa" w:w="1234"/>
+          </w:tcPr>
+          <w:p>
+            <w:r>
+              <w:rPr>
+                <w:b w:val="0"/>
+                <w:sz w:val="16"/>
+              </w:rPr>
+              <w:t>Mixed-methods design</w:t>
+            </w:r>
+          </w:p>
+        </w:tc>
+        <w:tc>
+          <w:tcPr>
+            <w:tcW w:type="dxa" w:w="1234"/>
+          </w:tcPr>
+          <w:p>
+            <w:r>
+              <w:rPr>
+                <w:b w:val="0"/>
+                <w:sz w:val="16"/>
+              </w:rPr>
+              <w:t>Mixed methods</w:t>
+            </w:r>
+          </w:p>
+        </w:tc>
+        <w:tc>
+          <w:tcPr>
+            <w:tcW w:type="dxa" w:w="1234"/>
           </w:tcPr>
           <w:p>
             <w:r>
@@ -1068,7 +1770,7 @@
         </w:tc>
         <w:tc>
           <w:tcPr>
-            <w:tcW w:type="dxa" w:w="1440"/>
+            <w:tcW w:type="dxa" w:w="1234"/>
           </w:tcPr>
           <w:p>
             <w:r>
@@ -1076,13 +1778,13 @@
                 <w:b w:val="0"/>
                 <w:sz w:val="16"/>
               </w:rPr>
-              <w:t>Not stated</w:t>
+              <w:t>Observation / fieldwork; Documents, archives and published literature</w:t>
             </w:r>
           </w:p>
         </w:tc>
         <w:tc>
           <w:tcPr>
-            <w:tcW w:type="dxa" w:w="1440"/>
+            <w:tcW w:type="dxa" w:w="1234"/>
           </w:tcPr>
           <w:p>
             <w:r>
@@ -1090,15 +1792,13 @@
                 <w:b w:val="0"/>
                 <w:sz w:val="16"/>
               </w:rPr>
-              <w:t>Not stated</w:t>
+              <w:t>Interpretive / historical analysis</w:t>
             </w:r>
           </w:p>
         </w:tc>
-      </w:tr>
-      <w:tr>
         <w:tc>
           <w:tcPr>
-            <w:tcW w:type="dxa" w:w="1440"/>
+            <w:tcW w:type="dxa" w:w="1234"/>
           </w:tcPr>
           <w:p>
             <w:r>
@@ -1106,421 +1806,7 @@
                 <w:b w:val="0"/>
                 <w:sz w:val="16"/>
               </w:rPr>
-              <w:t>Lau et al. (2024)</w:t>
-            </w:r>
-          </w:p>
-        </w:tc>
-        <w:tc>
-          <w:tcPr>
-            <w:tcW w:type="dxa" w:w="1440"/>
-          </w:tcPr>
-          <w:p>
-            <w:r>
-              <w:rPr>
-                <w:b w:val="0"/>
-                <w:sz w:val="16"/>
-              </w:rPr>
-              <w:t>Case study</w:t>
-            </w:r>
-          </w:p>
-        </w:tc>
-        <w:tc>
-          <w:tcPr>
-            <w:tcW w:type="dxa" w:w="1440"/>
-          </w:tcPr>
-          <w:p>
-            <w:r>
-              <w:rPr>
-                <w:b w:val="0"/>
-                <w:sz w:val="16"/>
-              </w:rPr>
-              <w:t>Qualitative</w:t>
-            </w:r>
-          </w:p>
-        </w:tc>
-        <w:tc>
-          <w:tcPr>
-            <w:tcW w:type="dxa" w:w="1440"/>
-          </w:tcPr>
-          <w:p>
-            <w:r>
-              <w:rPr>
-                <w:b w:val="0"/>
-                <w:sz w:val="16"/>
-              </w:rPr>
-              <w:t>Not reported</w:t>
-            </w:r>
-          </w:p>
-        </w:tc>
-        <w:tc>
-          <w:tcPr>
-            <w:tcW w:type="dxa" w:w="1440"/>
-          </w:tcPr>
-          <w:p>
-            <w:r>
-              <w:rPr>
-                <w:b w:val="0"/>
-                <w:sz w:val="16"/>
-              </w:rPr>
-              <w:t>Not stated</w:t>
-            </w:r>
-          </w:p>
-        </w:tc>
-        <w:tc>
-          <w:tcPr>
-            <w:tcW w:type="dxa" w:w="1440"/>
-          </w:tcPr>
-          <w:p>
-            <w:r>
-              <w:rPr>
-                <w:b w:val="0"/>
-                <w:sz w:val="16"/>
-              </w:rPr>
-              <w:t>Comparative analysis</w:t>
-            </w:r>
-          </w:p>
-        </w:tc>
-      </w:tr>
-      <w:tr>
-        <w:tc>
-          <w:tcPr>
-            <w:tcW w:type="dxa" w:w="1440"/>
-          </w:tcPr>
-          <w:p>
-            <w:r>
-              <w:rPr>
-                <w:b w:val="0"/>
-                <w:sz w:val="16"/>
-              </w:rPr>
-              <w:t>Ear et al. (2023)</w:t>
-            </w:r>
-          </w:p>
-        </w:tc>
-        <w:tc>
-          <w:tcPr>
-            <w:tcW w:type="dxa" w:w="1440"/>
-          </w:tcPr>
-          <w:p>
-            <w:r>
-              <w:rPr>
-                <w:b w:val="0"/>
-                <w:sz w:val="16"/>
-              </w:rPr>
-              <w:t>Conceptual / theoretical analysis</w:t>
-            </w:r>
-          </w:p>
-        </w:tc>
-        <w:tc>
-          <w:tcPr>
-            <w:tcW w:type="dxa" w:w="1440"/>
-          </w:tcPr>
-          <w:p>
-            <w:r>
-              <w:rPr>
-                <w:b w:val="0"/>
-                <w:sz w:val="16"/>
-              </w:rPr>
-              <w:t>Conceptual</w:t>
-            </w:r>
-          </w:p>
-        </w:tc>
-        <w:tc>
-          <w:tcPr>
-            <w:tcW w:type="dxa" w:w="1440"/>
-          </w:tcPr>
-          <w:p>
-            <w:r>
-              <w:rPr>
-                <w:b w:val="0"/>
-                <w:sz w:val="16"/>
-              </w:rPr>
-              <w:t>Not reported</w:t>
-            </w:r>
-          </w:p>
-        </w:tc>
-        <w:tc>
-          <w:tcPr>
-            <w:tcW w:type="dxa" w:w="1440"/>
-          </w:tcPr>
-          <w:p>
-            <w:r>
-              <w:rPr>
-                <w:b w:val="0"/>
-                <w:sz w:val="16"/>
-              </w:rPr>
-              <w:t>Not stated</w:t>
-            </w:r>
-          </w:p>
-        </w:tc>
-        <w:tc>
-          <w:tcPr>
-            <w:tcW w:type="dxa" w:w="1440"/>
-          </w:tcPr>
-          <w:p>
-            <w:r>
-              <w:rPr>
-                <w:b w:val="0"/>
-                <w:sz w:val="16"/>
-              </w:rPr>
-              <w:t>Not stated</w:t>
-            </w:r>
-          </w:p>
-        </w:tc>
-      </w:tr>
-      <w:tr>
-        <w:tc>
-          <w:tcPr>
-            <w:tcW w:type="dxa" w:w="1440"/>
-          </w:tcPr>
-          <w:p>
-            <w:r>
-              <w:rPr>
-                <w:b w:val="0"/>
-                <w:sz w:val="16"/>
-              </w:rPr>
-              <w:t>Bouke et al. (2023)</w:t>
-            </w:r>
-          </w:p>
-        </w:tc>
-        <w:tc>
-          <w:tcPr>
-            <w:tcW w:type="dxa" w:w="1440"/>
-          </w:tcPr>
-          <w:p>
-            <w:r>
-              <w:rPr>
-                <w:b w:val="0"/>
-                <w:sz w:val="16"/>
-              </w:rPr>
-              <w:t>Unclear from the abstract</w:t>
-            </w:r>
-          </w:p>
-        </w:tc>
-        <w:tc>
-          <w:tcPr>
-            <w:tcW w:type="dxa" w:w="1440"/>
-          </w:tcPr>
-          <w:p>
-            <w:r>
-              <w:rPr>
-                <w:b w:val="0"/>
-                <w:sz w:val="16"/>
-              </w:rPr>
-              <w:t>Not stated</w:t>
-            </w:r>
-          </w:p>
-        </w:tc>
-        <w:tc>
-          <w:tcPr>
-            <w:tcW w:type="dxa" w:w="1440"/>
-          </w:tcPr>
-          <w:p>
-            <w:r>
-              <w:rPr>
-                <w:b w:val="0"/>
-                <w:sz w:val="16"/>
-              </w:rPr>
-              <w:t>Not reported</w:t>
-            </w:r>
-          </w:p>
-        </w:tc>
-        <w:tc>
-          <w:tcPr>
-            <w:tcW w:type="dxa" w:w="1440"/>
-          </w:tcPr>
-          <w:p>
-            <w:r>
-              <w:rPr>
-                <w:b w:val="0"/>
-                <w:sz w:val="16"/>
-              </w:rPr>
-              <w:t>Not stated</w:t>
-            </w:r>
-          </w:p>
-        </w:tc>
-        <w:tc>
-          <w:tcPr>
-            <w:tcW w:type="dxa" w:w="1440"/>
-          </w:tcPr>
-          <w:p>
-            <w:r>
-              <w:rPr>
-                <w:b w:val="0"/>
-                <w:sz w:val="16"/>
-              </w:rPr>
-              <w:t>Not stated</w:t>
-            </w:r>
-          </w:p>
-        </w:tc>
-      </w:tr>
-      <w:tr>
-        <w:tc>
-          <w:tcPr>
-            <w:tcW w:type="dxa" w:w="1440"/>
-          </w:tcPr>
-          <w:p>
-            <w:r>
-              <w:rPr>
-                <w:b w:val="0"/>
-                <w:sz w:val="16"/>
-              </w:rPr>
-              <w:t>Kiely et al. (2023)</w:t>
-            </w:r>
-          </w:p>
-        </w:tc>
-        <w:tc>
-          <w:tcPr>
-            <w:tcW w:type="dxa" w:w="1440"/>
-          </w:tcPr>
-          <w:p>
-            <w:r>
-              <w:rPr>
-                <w:b w:val="0"/>
-                <w:sz w:val="16"/>
-              </w:rPr>
-              <w:t>Unclear from the abstract</w:t>
-            </w:r>
-          </w:p>
-        </w:tc>
-        <w:tc>
-          <w:tcPr>
-            <w:tcW w:type="dxa" w:w="1440"/>
-          </w:tcPr>
-          <w:p>
-            <w:r>
-              <w:rPr>
-                <w:b w:val="0"/>
-                <w:sz w:val="16"/>
-              </w:rPr>
-              <w:t>Not stated</w:t>
-            </w:r>
-          </w:p>
-        </w:tc>
-        <w:tc>
-          <w:tcPr>
-            <w:tcW w:type="dxa" w:w="1440"/>
-          </w:tcPr>
-          <w:p>
-            <w:r>
-              <w:rPr>
-                <w:b w:val="0"/>
-                <w:sz w:val="16"/>
-              </w:rPr>
-              <w:t>Not reported</w:t>
-            </w:r>
-          </w:p>
-        </w:tc>
-        <w:tc>
-          <w:tcPr>
-            <w:tcW w:type="dxa" w:w="1440"/>
-          </w:tcPr>
-          <w:p>
-            <w:r>
-              <w:rPr>
-                <w:b w:val="0"/>
-                <w:sz w:val="16"/>
-              </w:rPr>
-              <w:t>Not stated</w:t>
-            </w:r>
-          </w:p>
-        </w:tc>
-        <w:tc>
-          <w:tcPr>
-            <w:tcW w:type="dxa" w:w="1440"/>
-          </w:tcPr>
-          <w:p>
-            <w:r>
-              <w:rPr>
-                <w:b w:val="0"/>
-                <w:sz w:val="16"/>
-              </w:rPr>
-              <w:t>Not stated</w:t>
-            </w:r>
-          </w:p>
-        </w:tc>
-      </w:tr>
-      <w:tr>
-        <w:tc>
-          <w:tcPr>
-            <w:tcW w:type="dxa" w:w="1440"/>
-          </w:tcPr>
-          <w:p>
-            <w:r>
-              <w:rPr>
-                <w:b w:val="0"/>
-                <w:sz w:val="16"/>
-              </w:rPr>
-              <w:t>Li et al. (2023)</w:t>
-            </w:r>
-          </w:p>
-        </w:tc>
-        <w:tc>
-          <w:tcPr>
-            <w:tcW w:type="dxa" w:w="1440"/>
-          </w:tcPr>
-          <w:p>
-            <w:r>
-              <w:rPr>
-                <w:b w:val="0"/>
-                <w:sz w:val="16"/>
-              </w:rPr>
-              <w:t>Simulation / modelling study</w:t>
-            </w:r>
-          </w:p>
-        </w:tc>
-        <w:tc>
-          <w:tcPr>
-            <w:tcW w:type="dxa" w:w="1440"/>
-          </w:tcPr>
-          <w:p>
-            <w:r>
-              <w:rPr>
-                <w:b w:val="0"/>
-                <w:sz w:val="16"/>
-              </w:rPr>
-              <w:t>Quantitative</w:t>
-            </w:r>
-          </w:p>
-        </w:tc>
-        <w:tc>
-          <w:tcPr>
-            <w:tcW w:type="dxa" w:w="1440"/>
-          </w:tcPr>
-          <w:p>
-            <w:r>
-              <w:rPr>
-                <w:b w:val="0"/>
-                <w:sz w:val="16"/>
-              </w:rPr>
-              <w:t>Not reported</w:t>
-            </w:r>
-          </w:p>
-        </w:tc>
-        <w:tc>
-          <w:tcPr>
-            <w:tcW w:type="dxa" w:w="1440"/>
-          </w:tcPr>
-          <w:p>
-            <w:r>
-              <w:rPr>
-                <w:b w:val="0"/>
-                <w:sz w:val="16"/>
-              </w:rPr>
-              <w:t>Simulation-generated data; Laboratory / hardware tests</w:t>
-            </w:r>
-          </w:p>
-        </w:tc>
-        <w:tc>
-          <w:tcPr>
-            <w:tcW w:type="dxa" w:w="1440"/>
-          </w:tcPr>
-          <w:p>
-            <w:r>
-              <w:rPr>
-                <w:b w:val="0"/>
-                <w:sz w:val="16"/>
-              </w:rPr>
-              <w:t>Simulation / computational modelling</w:t>
+              <w:t>Medium</w:t>
             </w:r>
           </w:p>
         </w:tc>
@@ -1530,10 +1816,17 @@
     <w:p>
       <w:r>
         <w:rPr>
+          <w:b/>
+          <w:i w:val="0"/>
+        </w:rPr>
+        <w:t>Why some classifications are less certain.</w:t>
+      </w:r>
+      <w:r>
+        <w:rPr>
           <w:b w:val="0"/>
           <w:i w:val="0"/>
         </w:rPr>
-        <w:t>The most common design is a conceptual / theoretical analysis (4 of 15: Yang et al., 2025; Diggelen et al., 2025; Li et al., 2024; Ear et al., 2023). By approach, the studies are conceptual (4), quantitative (4), not stated (3), qualitative (2) and evidence synthesis (2). Yang et al. (2025) also draws on a conceptual / theoretical analysis. Ahmed et al. (2024) also draws on a computational experiment (benchmark evaluation). Huang et al. (2024) also draws on a narrative literature review. Fernandes et al. (2024) also draws on a narrative literature review and a conceptual / theoretical analysis.</w:t>
+        <w:t xml:space="preserve"> Design confidence is scored from the evidence in each abstract (the design named, agreeing cues, a stated sample, collection and analysis method). Kumar et al. (2024): medium (score 4: the abstract names the design; 2 cues for it agree; it states how data were collected; it states how data were analysed; it also describes a qualitative interview study). Huang (2024): low (no design keyword occurs in the title or abstract). Ma et al. (2024): low (no design keyword occurs in the title or abstract). Unknown (2023): low (no design keyword occurs in the title or abstract). Cremer et al. (2024): low (no design keyword occurs in the title or abstract). Lindsay (2025): medium (score 4: the abstract names the design; it states how data were collected; it states how data were analysed). Mohamed et al. (2023): low (score 2: the abstract names the design; it states how data were analysed; it also describes a conceptual / theoretical analysis). Sfetcu (2024): low (no design keyword occurs in the title or abstract). Khan (2025): low (score 2: the abstract names the design; 2 cues for it agree; it also describes a conceptual / theoretical analysis). Rosli (2025): low (no design keyword occurs in the title or abstract). Khoirunnisa et al. (2024): low (no design keyword occurs in the title or abstract). Mohammed (2025): low (no design keyword occurs in the title or abstract). Žilinčík et al. (2023): medium (score 4: the abstract names the design; it states how data were collected; it states how data were analysed).</w:t>
       </w:r>
     </w:p>
     <w:p>
@@ -1542,7 +1835,7 @@
           <w:b w:val="0"/>
           <w:i w:val="0"/>
         </w:rPr>
-        <w:t>Stated samples: 815 papers (Ahmed et al., 2024) and 449 papers (Huang et al., 2024). Samples of cases and documents range from 449 to 815 (median 632).</w:t>
+        <w:t>The most common design is an unclear from the abstract (8 of 15: Huang, 2024; Ma et al., 2024; Unknown, 2023; Cremer et al., 2024; Sfetcu, 2024; Rosli, 2025; Khoirunnisa et al., 2024; Mohammed, 2025). By approach, the studies are not stated (8), mixed methods (2), quantitative (2), qualitative (2) and evidence synthesis (1). Kumar et al. (2024) also draws on a qualitative interview study, a case study and a narrative literature review. Siam et al. (2025) also draws on a conceptual / theoretical analysis. Mohamed et al. (2023) also draws on a conceptual / theoretical analysis. Khan (2025) also draws on a conceptual / theoretical analysis.</w:t>
       </w:r>
     </w:p>
     <w:p>
@@ -1551,16 +1844,33 @@
           <w:b w:val="0"/>
           <w:i w:val="0"/>
         </w:rPr>
-        <w:t>Data were collected through simulation-generated data (Fernandes et al., 2024; Li et al., 2023), existing datasets / benchmarks (Celeny et al., 2024) and laboratory / hardware tests (Li et al., 2023). Yang et al. (2025), Diggelen et al. (2025), Sánchez et al. (2025), Yang et al. (2025), Ahmed et al. (2024), Huang et al. (2024), Li et al. (2024), Benkő et al. (2024), Lau et al. (2024), Ear et al. (2023), Bouke et al. (2023) and Kiely et al. (2023) do not state how data were collected. Data were analysed with structured assessment frameworks (risk, threat, SWOT) (Yang et al., 2025; Huang et al., 2024), comparative analysis (Sánchez et al., 2025; Lau et al., 2024), narrative synthesis of the literature (Huang et al., 2024; Fernandes et al., 2024), simulation / computational modelling (Fernandes et al., 2024; Li et al., 2023), inferential statistics (regression, significance tests) (Celeny et al., 2024) and performance metrics and benchmark comparison (Celeny et al., 2024). Diggelen et al. (2025), Yang et al. (2025), Ahmed et al. (2024), Li et al. (2024), Benkő et al. (2024), Ear et al. (2023), Bouke et al. (2023) and Kiely et al. (2023) do not state how data were analysed. The studies focus on governments and states in India.</w:t>
+        <w:t>Stated samples: 300 cybersecurity practitioners (Siam et al., 2025) and 604 valid tweets (Wang et al., 2024).</w:t>
       </w:r>
     </w:p>
     <w:p>
       <w:r>
         <w:rPr>
           <w:b w:val="0"/>
+          <w:i w:val="0"/>
+        </w:rPr>
+        <w:t>Data were collected through documents, archives and published literature (Kumar et al., 2024; Lindsay, 2025; Žilinčík et al., 2023), interviews (Kumar et al., 2024), questionnaires / surveys (Siam et al., 2025), existing datasets / benchmarks (Wang et al., 2024) and observation / fieldwork (Žilinčík et al., 2023). Huang (2024), Ma et al. (2024), Unknown (2023), Cremer et al. (2024), Mohamed et al. (2023), Sfetcu (2024), Khan (2025), Rosli (2025), Khoirunnisa et al. (2024) and Mohammed (2025) do not state how data were collected. Data were analysed with interpretive / historical analysis (Kumar et al., 2024; Lindsay, 2025; Žilinčík et al., 2023), structured assessment frameworks (risk, threat, SWOT) (Kumar et al., 2024; Mohamed et al., 2023), narrative synthesis of the literature (Kumar et al., 2024), inferential statistics (regression, significance tests) (Siam et al., 2025) and descriptive statistics (Siam et al., 2025). Huang (2024), Ma et al. (2024), Unknown (2023), Cremer et al. (2024), Wang et al. (2024), Sfetcu (2024), Khan (2025), Rosli (2025), Khoirunnisa et al. (2024) and Mohammed (2025) do not state how data were analysed. The studies focus on experts, organisations and firms, governments and states and practitioners and employees in Estonia, Georgia, Ukraine, Iran, Russia, China and United States.</w:t>
+      </w:r>
+    </w:p>
+    <w:p>
+      <w:r>
+        <w:rPr>
+          <w:b/>
+          <w:i/>
+          <w:highlight w:val="yellow"/>
+        </w:rPr>
+        <w:t>[USER SHOULD VERIFY]</w:t>
+      </w:r>
+      <w:r>
+        <w:rPr>
+          <w:b w:val="0"/>
           <w:i/>
         </w:rPr>
-        <w:t>Designs, samples and methods were identified automatically from the titles, abstracts and Phase 1 summaries; the sentence each was read from is listed in cyber-warfare-methodology-analysis.json. Check them against the full texts.</w:t>
+        <w:t xml:space="preserve"> Designs, samples and methods were identified automatically from the titles, abstracts and Phase 1 summaries; the sentence each was read from is listed in cyber-warfare-methodology-analysis.json. Check them against the full texts, starting with the low-confidence classifications.</w:t>
       </w:r>
     </w:p>
     <w:p>
@@ -1593,7 +1903,7 @@
           <w:b w:val="0"/>
           <w:i w:val="0"/>
         </w:rPr>
-        <w:t>Following the reviewed studies, the two strands would be a computational experiment (benchmark evaluation) (quantitative) followed by a case study (qualitative), in an explanatory sequential design: the quantitative strand shows how widespread the patterns are, and the qualitative strand explains them. A convergent design, which runs both strands in parallel and compares them, is the alternative when time is short.</w:t>
+        <w:t>Following the reviewed studies, the two strands would be a cross-sectional survey (quantitative) followed by a case study (qualitative), in an explanatory sequential design: the quantitative strand shows how widespread the patterns are, and the qualitative strand explains them. A convergent design, which runs both strands in parallel and compares them, is the alternative when time is short.</w:t>
       </w:r>
     </w:p>
     <w:p>
@@ -1602,7 +1912,7 @@
           <w:b w:val="0"/>
           <w:i w:val="0"/>
         </w:rPr>
-        <w:t>This design is recommended because the reviewed studies use both quantitative (Sánchez et al., 2025; Fernandes et al., 2024; Celeny et al., 2024; Li et al., 2023) and qualitative designs (Yang et al., 2025; Lau et al., 2024). Combining the strands lets your study measure how widespread a pattern is and explain why it occurs.</w:t>
+        <w:t>This design is recommended because the reviewed studies use both quantitative (Siam et al., 2025; Wang et al., 2024) and qualitative designs (Lindsay, 2025; Khan, 2025) and Kumar et al. (2024) and Žilinčík et al. (2023) already combine the two. Combining the strands lets your study measure how widespread a pattern is and explain why it occurs.</w:t>
       </w:r>
     </w:p>
     <w:p>
@@ -1612,25 +1922,6 @@
           <w:i w:val="0"/>
         </w:rPr>
         <w:t>Alternative designs to consider:</w:t>
-      </w:r>
-    </w:p>
-    <w:p>
-      <w:pPr>
-        <w:pStyle w:val="ListBullet"/>
-      </w:pPr>
-      <w:r>
-        <w:rPr>
-          <w:b/>
-          <w:i w:val="0"/>
-        </w:rPr>
-        <w:t>Computational experiment (benchmark evaluation)</w:t>
-      </w:r>
-      <w:r>
-        <w:rPr>
-          <w:b w:val="0"/>
-          <w:i w:val="0"/>
-        </w:rPr>
-        <w:t>: Implements a method or model and evaluates it on benchmark datasets against baselines, using standard performance metrics.</w:t>
       </w:r>
     </w:p>
     <w:p>
@@ -1661,14 +1952,33 @@
           <w:b/>
           <w:i w:val="0"/>
         </w:rPr>
-        <w:t>Simulation / modelling study</w:t>
+        <w:t>Cross-sectional survey</w:t>
       </w:r>
       <w:r>
         <w:rPr>
           <w:b w:val="0"/>
           <w:i w:val="0"/>
         </w:rPr>
-        <w:t>: Builds a computational model of a system and runs it under controlled scenarios to study behaviour that is hard to observe directly.</w:t>
+        <w:t>: Collects standardised data from a sample of a population at one point in time with a structured questionnaire, to describe it and test relationships between variables.</w:t>
+      </w:r>
+    </w:p>
+    <w:p>
+      <w:pPr>
+        <w:pStyle w:val="ListBullet"/>
+      </w:pPr>
+      <w:r>
+        <w:rPr>
+          <w:b/>
+          <w:i w:val="0"/>
+        </w:rPr>
+        <w:t>Computational experiment (benchmark evaluation)</w:t>
+      </w:r>
+      <w:r>
+        <w:rPr>
+          <w:b w:val="0"/>
+          <w:i w:val="0"/>
+        </w:rPr>
+        <w:t>: Implements a method or model and evaluates it on benchmark datasets against baselines, using standard performance metrics.</w:t>
       </w:r>
     </w:p>
     <w:p>
@@ -1705,6 +2015,25 @@
           <w:b/>
           <w:i w:val="0"/>
         </w:rPr>
+        <w:t>Fit in numbers.</w:t>
+      </w:r>
+      <w:r>
+        <w:rPr>
+          <w:b w:val="0"/>
+          <w:i w:val="0"/>
+        </w:rPr>
+        <w:t xml:space="preserve"> Of the 15 reviewed studies, five studies use the proposed design or one of its strands, one shares its mixed methods approach and nine collected no primary data, which the proposed design supplies.</w:t>
+      </w:r>
+    </w:p>
+    <w:p>
+      <w:pPr>
+        <w:pStyle w:val="ListBullet"/>
+      </w:pPr>
+      <w:r>
+        <w:rPr>
+          <w:b/>
+          <w:i w:val="0"/>
+        </w:rPr>
         <w:t>Fit with the reviewed studies.</w:t>
       </w:r>
       <w:r>
@@ -1712,7 +2041,7 @@
           <w:b w:val="0"/>
           <w:i w:val="0"/>
         </w:rPr>
-        <w:t xml:space="preserve"> Four of the 15 studies use the proposed design or one of its strands (Sánchez et al., 2025; Yang et al., 2025; Celeny et al., 2024; Lau et al., 2024), so your study builds on established practice in this literature and its results can be compared with theirs.</w:t>
+        <w:t xml:space="preserve"> Five of the 15 studies use the proposed design or one of its strands (Kumar et al., 2024; Siam et al., 2025; Lindsay, 2025; Khan, 2025; Žilinčík et al., 2023), so your study builds on established practice in this literature and its results can be compared with theirs.</w:t>
       </w:r>
     </w:p>
     <w:p>
@@ -1731,7 +2060,7 @@
           <w:b w:val="0"/>
           <w:i w:val="0"/>
         </w:rPr>
-        <w:t xml:space="preserve"> Yang et al. (2025) uses a conceptual / theoretical analysis, which does not test its claims against new data. Diggelen et al. (2025) uses a conceptual / theoretical analysis, which does not test its claims against new data. Ahmed et al. (2024) uses a systematic / scoping review, which produces no new primary data and is limited by the studies available. Huang et al. (2024) uses a systematic / scoping review, which produces no new primary data and is limited by the studies available. Li et al. (2024) uses a conceptual / theoretical analysis, which does not test its claims against new data. Fernandes et al. (2024) uses a simulation / modelling study, which is only as valid as the model's assumptions, so it needs calibration and validation against real data. Benkő et al. (2024) uses an unclear from the abstract, which does not state its design in the abstract, so check the full text. Ear et al. (2023) uses a conceptual / theoretical analysis, which does not test its claims against new data. Bouke et al. (2023) uses an unclear from the abstract, which does not state its design in the abstract, so check the full text. Kiely et al. (2023) uses an unclear from the abstract, which does not state its design in the abstract, so check the full text. Li et al. (2023) uses a simulation / modelling study, which is only as valid as the model's assumptions, so it needs calibration and validation against real data. The proposed design combines the breadth of quantitative data with the depth of qualitative evidence.</w:t>
+        <w:t xml:space="preserve"> Huang (2024) uses an unclear from the abstract, which does not state its design in the abstract, so check the full text. Ma et al. (2024) uses an unclear from the abstract, which does not state its design in the abstract, so check the full text. Unknown (2023) uses an unclear from the abstract, which does not state its design in the abstract, so check the full text. Cremer et al. (2024) uses an unclear from the abstract, which does not state its design in the abstract, so check the full text. Wang et al. (2024) uses a computational experiment (benchmark evaluation), which ties its results to the datasets and settings tested, which may not match real deployments. Mohamed et al. (2023) uses a narrative literature review, which is open to selection bias and adds no new evidence. Sfetcu (2024) uses an unclear from the abstract, which does not state its design in the abstract, so check the full text. Rosli (2025) uses an unclear from the abstract, which does not state its design in the abstract, so check the full text. Khoirunnisa et al. (2024) uses an unclear from the abstract, which does not state its design in the abstract, so check the full text. Mohammed (2025) uses an unclear from the abstract, which does not state its design in the abstract, so check the full text. The proposed design combines the breadth of quantitative data with the depth of qualitative evidence.</w:t>
       </w:r>
     </w:p>
     <w:p>
@@ -1769,7 +2098,7 @@
           <w:b w:val="0"/>
           <w:i w:val="0"/>
         </w:rPr>
-        <w:t xml:space="preserve"> Phase 1 noted these limitations, which your design can target: Yang et al. (2025): "The proposed framework has not been validated empirically." Diggelen et al. (2025): "Its argument is not tested against empirical data." Sánchez et al. (2025): "Findings are tied to the specific data and setting studied; transfer to other contexts is untested." Yang et al. (2025): "Modeling these interactions at different echelons remains challenging due to the dynamic, large-scale, and interdependent nature of cyber environments." Ahmed et al. (2024): "Existing cyber protection applications are working well, but there are still challenges and vulnerabilities in computer networks." Huang et al. (2024): "Synthesizes earlier work without contributing new evidence of its own." Li et al. (2024): "This chapter concludes with a discussion of the challenges associated with FMs and their application in the domain of cybersecurity." Fernandes et al. (2024): "Synthesizes earlier work without contributing new evidence of its own." Celeny et al. (2024): "Findings are tied to the specific data and setting studied; transfer to other contexts is untested." Benkő et al. (2024): "Its argument is not tested against empirical data." Lau et al. (2024): "The paper leaves unaddressed the question on how to ensure a fair distribution of indemnities, which is crucial for power system owners." Ear et al. (2023): "The proposed framework has not been validated empirically." Bouke et al. (2023): "This paper provides a unique perspective on the implications of turnkey technology in cyber warfare, highlighting its advantages, risks, and challenges, as well as the potential strategies for mitigating these concerns." Kiely et al. (2023): "CAGE Challenge 2 required a defensive Blue agent to defend a network from an attacking Red agent." Li et al. (2023): "Findings are tied to the specific data and setting studied; transfer to other contexts is untested."</w:t>
+        <w:t xml:space="preserve"> Phase 1 noted these limitations, which your design can target: Kumar et al. (2024): "Technologically, less advanced adversaries, such as smaller nations or organizations with limited resources, face unique challenges in defending against sophisticated cyber attacks from more advanced entities." Huang (2024): "Its argument is not tested against empirical data." Siam et al. (2025): "The research project has not overlooked some of the major challenges, which include the failure to standardize, poor policy infrastructure, and interoperability." Ma et al. (2024): "Its argument is not tested against empirical data." Unknown (2023): "Its argument is not tested against empirical data." Cremer et al. (2024): "Its argument is not tested against empirical data." Lindsay (2025): "While espionage and subversion are prevalent, serious cyber-physical damage remains rare." Wang et al. (2024): "Findings are tied to the specific data and setting studied; transfer to other contexts is untested." Mohamed et al. (2023): "The emergence of China as a global superpower has presented numerous challenges, among which is the growing threat posed by Chinese cyber warfare units." Sfetcu (2024): "Its argument is not tested against empirical data." Khan (2025): "The asymmetric nature of cyber warfare challenges traditional power dynamics, allowing smaller powers to challenge technologically superior states." Rosli (2025): "The challenge of crimes committed within the cyber realm is how the nature of cybercrimes distorts the dichotomy of state responsibility in responding to cyber threats and vulnerabilities." Khoirunnisa et al. (2024): "Its argument is not tested against empirical data." Mohammed (2025): "Its argument is not tested against empirical data." Žilinčík et al. (2023): "Its argument is not tested against empirical data."</w:t>
       </w:r>
     </w:p>
     <w:p>
@@ -1788,7 +2117,7 @@
           <w:b w:val="0"/>
           <w:i w:val="0"/>
         </w:rPr>
-        <w:t xml:space="preserve"> The design depends on access to the data it needs (quantitative strand (computational experiment (benchmark evaluation)): public benchmark datasets used by prior work, plus a dataset closer to your target setting if one is available; quantitative strand (computational experiment (benchmark evaluation)): synthetic or simulated data to test conditions the benchmarks do not cover); confirm that access before committing to it.</w:t>
+        <w:t xml:space="preserve"> The design depends on access to the data it needs (quantitative strand (cross-sectional survey): A structured questionnaire, adapted from validated scales where possible and piloted first; quantitative strand (cross-sectional survey): existing national or organisational survey data, if available); confirm that access before committing to it.</w:t>
       </w:r>
     </w:p>
     <w:p>
@@ -1805,7 +2134,7 @@
           <w:b w:val="0"/>
           <w:i w:val="0"/>
         </w:rPr>
-        <w:t>The reviewed studies focus on governments and states in India. Define your target population in comparable terms (who, where and when) so your findings can be set against theirs.</w:t>
+        <w:t>The reviewed studies focus on experts, organisations and firms, governments and states and practitioners and employees in Estonia, Georgia, Ukraine, Iran, Russia, China and United States. Define your target population in comparable terms (who, where and when) so your findings can be set against theirs.</w:t>
       </w:r>
     </w:p>
     <w:p>
@@ -1821,7 +2150,7 @@
           <w:b w:val="0"/>
           <w:i w:val="0"/>
         </w:rPr>
-        <w:t xml:space="preserve"> Stated samples: 815 papers (Ahmed et al., 2024) and 449 papers (Huang et al., 2024). Samples of cases and documents range from 449 to 815 (median 632).</w:t>
+        <w:t xml:space="preserve"> Stated samples: 300 cybersecurity practitioners (Siam et al., 2025) and 604 valid tweets (Wang et al., 2024).</w:t>
       </w:r>
     </w:p>
     <w:p>
@@ -1849,7 +2178,7 @@
           <w:b w:val="0"/>
           <w:i w:val="0"/>
         </w:rPr>
-        <w:t>Quantitative strand (computational experiment (benchmark evaluation)): Use the standard benchmark splits so results are comparable, evaluate on more than one dataset, and report the number of runs (commonly 3–10 seeds).</w:t>
+        <w:t>Quantitative strand (cross-sectional survey): Use a power analysis or a sample-size formula (e.g. Cochran's); 200–400 complete responses is common for multivariate analysis, and response rates of 20–40% mean inviting several times that number.</w:t>
       </w:r>
     </w:p>
     <w:p>
@@ -1907,7 +2236,7 @@
           <w:b w:val="0"/>
           <w:i w:val="0"/>
         </w:rPr>
-        <w:t>Simulation-generated data (Fernandes et al., 2024; Li et al., 2023)</w:t>
+        <w:t>Documents, archives and published literature (Kumar et al., 2024; Lindsay, 2025; Žilinčík et al., 2023)</w:t>
       </w:r>
     </w:p>
     <w:p>
@@ -1919,7 +2248,7 @@
           <w:b w:val="0"/>
           <w:i w:val="0"/>
         </w:rPr>
-        <w:t>Existing datasets / benchmarks (Celeny et al., 2024)</w:t>
+        <w:t>Interviews (Kumar et al., 2024)</w:t>
       </w:r>
     </w:p>
     <w:p>
@@ -1931,7 +2260,31 @@
           <w:b w:val="0"/>
           <w:i w:val="0"/>
         </w:rPr>
-        <w:t>Laboratory / hardware tests (Li et al., 2023)</w:t>
+        <w:t>Questionnaires / surveys (Siam et al., 2025)</w:t>
+      </w:r>
+    </w:p>
+    <w:p>
+      <w:pPr>
+        <w:pStyle w:val="ListBullet"/>
+      </w:pPr>
+      <w:r>
+        <w:rPr>
+          <w:b w:val="0"/>
+          <w:i w:val="0"/>
+        </w:rPr>
+        <w:t>Existing datasets / benchmarks (Wang et al., 2024)</w:t>
+      </w:r>
+    </w:p>
+    <w:p>
+      <w:pPr>
+        <w:pStyle w:val="ListBullet"/>
+      </w:pPr>
+      <w:r>
+        <w:rPr>
+          <w:b w:val="0"/>
+          <w:i w:val="0"/>
+        </w:rPr>
+        <w:t>Observation / fieldwork (Žilinčík et al., 2023)</w:t>
       </w:r>
     </w:p>
     <w:p>
@@ -1952,7 +2305,7 @@
           <w:b w:val="0"/>
           <w:i w:val="0"/>
         </w:rPr>
-        <w:t>Quantitative strand (computational experiment (benchmark evaluation)): public benchmark datasets used by prior work, plus a dataset closer to your target setting if one is available (as in Celeny et al., 2024)</w:t>
+        <w:t>Quantitative strand (cross-sectional survey): A structured questionnaire, adapted from validated scales where possible and piloted first (as in Siam et al., 2025)</w:t>
       </w:r>
     </w:p>
     <w:p>
@@ -1964,7 +2317,7 @@
           <w:b w:val="0"/>
           <w:i w:val="0"/>
         </w:rPr>
-        <w:t>Quantitative strand (computational experiment (benchmark evaluation)): synthetic or simulated data to test conditions the benchmarks do not cover (as in Fernandes et al., 2024; Li et al., 2023)</w:t>
+        <w:t>Quantitative strand (cross-sectional survey): existing national or organisational survey data, if available (as in Wang et al., 2024)</w:t>
       </w:r>
     </w:p>
     <w:p>
@@ -1976,7 +2329,7 @@
           <w:b w:val="0"/>
           <w:i w:val="0"/>
         </w:rPr>
-        <w:t>Qualitative strand (case study): documents, reports and archival material about each case</w:t>
+        <w:t>Qualitative strand (case study): documents, reports and archival material about each case (as in Kumar et al., 2024; Lindsay, 2025; Žilinčík et al., 2023)</w:t>
       </w:r>
     </w:p>
     <w:p>
@@ -1988,7 +2341,7 @@
           <w:b w:val="0"/>
           <w:i w:val="0"/>
         </w:rPr>
-        <w:t>Qualitative strand (case study): interviews with people involved in, or knowledgeable about, the case</w:t>
+        <w:t>Qualitative strand (case study): interviews with people involved in, or knowledgeable about, the case (as in Kumar et al., 2024)</w:t>
       </w:r>
     </w:p>
     <w:p>
@@ -2034,7 +2387,7 @@
           <w:b w:val="0"/>
           <w:i w:val="0"/>
         </w:rPr>
-        <w:t>Structured assessment frameworks (risk, threat, SWOT) (Yang et al., 2025; Huang et al., 2024)</w:t>
+        <w:t>Interpretive / historical analysis (Kumar et al., 2024; Lindsay, 2025; Žilinčík et al., 2023)</w:t>
       </w:r>
     </w:p>
     <w:p>
@@ -2046,7 +2399,7 @@
           <w:b w:val="0"/>
           <w:i w:val="0"/>
         </w:rPr>
-        <w:t>Comparative analysis (Sánchez et al., 2025; Lau et al., 2024)</w:t>
+        <w:t>Structured assessment frameworks (risk, threat, SWOT) (Kumar et al., 2024; Mohamed et al., 2023)</w:t>
       </w:r>
     </w:p>
     <w:p>
@@ -2058,7 +2411,7 @@
           <w:b w:val="0"/>
           <w:i w:val="0"/>
         </w:rPr>
-        <w:t>Narrative synthesis of the literature (Huang et al., 2024; Fernandes et al., 2024)</w:t>
+        <w:t>Narrative synthesis of the literature (Kumar et al., 2024)</w:t>
       </w:r>
     </w:p>
     <w:p>
@@ -2070,7 +2423,7 @@
           <w:b w:val="0"/>
           <w:i w:val="0"/>
         </w:rPr>
-        <w:t>Simulation / computational modelling (Fernandes et al., 2024; Li et al., 2023)</w:t>
+        <w:t>Inferential statistics (regression, significance tests) (Siam et al., 2025)</w:t>
       </w:r>
     </w:p>
     <w:p>
@@ -2082,19 +2435,7 @@
           <w:b w:val="0"/>
           <w:i w:val="0"/>
         </w:rPr>
-        <w:t>Inferential statistics (regression, significance tests) (Celeny et al., 2024)</w:t>
-      </w:r>
-    </w:p>
-    <w:p>
-      <w:pPr>
-        <w:pStyle w:val="ListBullet"/>
-      </w:pPr>
-      <w:r>
-        <w:rPr>
-          <w:b w:val="0"/>
-          <w:i w:val="0"/>
-        </w:rPr>
-        <w:t>Performance metrics and benchmark comparison (Celeny et al., 2024)</w:t>
+        <w:t>Descriptive statistics (Siam et al., 2025)</w:t>
       </w:r>
     </w:p>
     <w:p>
@@ -2115,7 +2456,7 @@
           <w:b w:val="0"/>
           <w:i w:val="0"/>
         </w:rPr>
-        <w:t>Quantitative strand (computational experiment (benchmark evaluation)): performance metrics (e.g. accuracy, F1, AUC or error rates) against baselines, with ablation studies (as in Celeny et al., 2024)</w:t>
+        <w:t>Quantitative strand (cross-sectional survey): descriptive statistics of the sample and key variables (as in Siam et al., 2025)</w:t>
       </w:r>
     </w:p>
     <w:p>
@@ -2127,7 +2468,7 @@
           <w:b w:val="0"/>
           <w:i w:val="0"/>
         </w:rPr>
-        <w:t>Quantitative strand (computational experiment (benchmark evaluation)): repeated runs with different random seeds, reporting means with confidence intervals or significance tests (as in Celeny et al., 2024)</w:t>
+        <w:t>Quantitative strand (cross-sectional survey): inferential tests and multivariate models (e.g. regression or structural equation modelling) for the hypothesised relationships (as in Siam et al., 2025)</w:t>
       </w:r>
     </w:p>
     <w:p>
@@ -2139,7 +2480,7 @@
           <w:b w:val="0"/>
           <w:i w:val="0"/>
         </w:rPr>
-        <w:t>Qualitative strand (case study): within-case analysis such as process tracing or pattern matching</w:t>
+        <w:t>Qualitative strand (case study): within-case analysis such as process tracing or pattern matching (as in Kumar et al., 2024; Lindsay, 2025; Žilinčík et al., 2023)</w:t>
       </w:r>
     </w:p>
     <w:p>
@@ -2151,7 +2492,7 @@
           <w:b w:val="0"/>
           <w:i w:val="0"/>
         </w:rPr>
-        <w:t>Qualitative strand (case study): cross-case comparison when several cases are studied (as in Sánchez et al., 2025; Lau et al., 2024)</w:t>
+        <w:t>Qualitative strand (case study): cross-case comparison when several cases are studied</w:t>
       </w:r>
     </w:p>
     <w:p>
@@ -2163,7 +2504,7 @@
           <w:b w:val="0"/>
           <w:i w:val="0"/>
         </w:rPr>
-        <w:t>Integration of both strands, e.g. a joint display that sets the statistical results beside the themes (as in Sánchez et al., 2025; Lau et al., 2024)</w:t>
+        <w:t>Integration of both strands, e.g. a joint display that sets the statistical results beside the themes</w:t>
       </w:r>
     </w:p>
     <w:p>
@@ -2337,7 +2678,7 @@
                 <w:b w:val="0"/>
                 <w:sz w:val="16"/>
               </w:rPr>
-              <w:t>Quantitative strand: computational experiment (benchmark evaluation) data collection</w:t>
+              <w:t>Quantitative strand: cross-sectional survey data collection</w:t>
             </w:r>
           </w:p>
         </w:tc>
@@ -2623,35 +2964,7 @@
                 <w:b w:val="0"/>
                 <w:sz w:val="16"/>
               </w:rPr>
-              <w:t>Yang et al. (2025)</w:t>
-            </w:r>
-          </w:p>
-        </w:tc>
-        <w:tc>
-          <w:tcPr>
-            <w:tcW w:type="dxa" w:w="1440"/>
-          </w:tcPr>
-          <w:p>
-            <w:r>
-              <w:rPr>
-                <w:b w:val="0"/>
-                <w:sz w:val="16"/>
-              </w:rPr>
-              <w:t>Conceptual / theoretical analysis</w:t>
-            </w:r>
-          </w:p>
-        </w:tc>
-        <w:tc>
-          <w:tcPr>
-            <w:tcW w:type="dxa" w:w="1440"/>
-          </w:tcPr>
-          <w:p>
-            <w:r>
-              <w:rPr>
-                <w:b w:val="0"/>
-                <w:sz w:val="16"/>
-              </w:rPr>
-              <w:t>Conceptual</w:t>
+              <w:t>Kumar et al. (2024)</w:t>
             </w:r>
           </w:p>
         </w:tc>
@@ -2679,65 +2992,7 @@
                 <w:b w:val="0"/>
                 <w:sz w:val="16"/>
               </w:rPr>
-              <w:t>Different: no primary data</w:t>
-            </w:r>
-          </w:p>
-        </w:tc>
-        <w:tc>
-          <w:tcPr>
-            <w:tcW w:type="dxa" w:w="1440"/>
-          </w:tcPr>
-          <w:p>
-            <w:r>
-              <w:rPr>
-                <w:b w:val="0"/>
-                <w:sz w:val="16"/>
-              </w:rPr>
-              <w:t>Does not test its claims against new data; the proposed design combines the breadth of quantitative data with the depth of qualitative evidence</w:t>
-            </w:r>
-          </w:p>
-        </w:tc>
-      </w:tr>
-      <w:tr>
-        <w:tc>
-          <w:tcPr>
-            <w:tcW w:type="dxa" w:w="1440"/>
-          </w:tcPr>
-          <w:p>
-            <w:r>
-              <w:rPr>
-                <w:b w:val="0"/>
-                <w:sz w:val="16"/>
-              </w:rPr>
-              <w:t>Diggelen et al. (2025)</w:t>
-            </w:r>
-          </w:p>
-        </w:tc>
-        <w:tc>
-          <w:tcPr>
-            <w:tcW w:type="dxa" w:w="1440"/>
-          </w:tcPr>
-          <w:p>
-            <w:r>
-              <w:rPr>
-                <w:b w:val="0"/>
-                <w:sz w:val="16"/>
-              </w:rPr>
-              <w:t>Conceptual / theoretical analysis</w:t>
-            </w:r>
-          </w:p>
-        </w:tc>
-        <w:tc>
-          <w:tcPr>
-            <w:tcW w:type="dxa" w:w="1440"/>
-          </w:tcPr>
-          <w:p>
-            <w:r>
-              <w:rPr>
-                <w:b w:val="0"/>
-                <w:sz w:val="16"/>
-              </w:rPr>
-              <w:t>Conceptual</w:t>
+              <w:t>Mixed methods</w:t>
             </w:r>
           </w:p>
         </w:tc>
@@ -2765,7 +3020,7 @@
                 <w:b w:val="0"/>
                 <w:sz w:val="16"/>
               </w:rPr>
-              <w:t>Different: no primary data</w:t>
+              <w:t>Same design</w:t>
             </w:r>
           </w:p>
         </w:tc>
@@ -2779,7 +3034,7 @@
                 <w:b w:val="0"/>
                 <w:sz w:val="16"/>
               </w:rPr>
-              <w:t>Does not test its claims against new data; the proposed design combines the breadth of quantitative data with the depth of qualitative evidence</w:t>
+              <w:t>Directly comparable results; extend them to a new sample, setting or period</w:t>
             </w:r>
           </w:p>
         </w:tc>
@@ -2795,609 +3050,7 @@
                 <w:b w:val="0"/>
                 <w:sz w:val="16"/>
               </w:rPr>
-              <w:t>Sánchez et al. (2025)</w:t>
-            </w:r>
-          </w:p>
-        </w:tc>
-        <w:tc>
-          <w:tcPr>
-            <w:tcW w:type="dxa" w:w="1440"/>
-          </w:tcPr>
-          <w:p>
-            <w:r>
-              <w:rPr>
-                <w:b w:val="0"/>
-                <w:sz w:val="16"/>
-              </w:rPr>
-              <w:t>Computational experiment (benchmark evaluation)</w:t>
-            </w:r>
-          </w:p>
-        </w:tc>
-        <w:tc>
-          <w:tcPr>
-            <w:tcW w:type="dxa" w:w="1440"/>
-          </w:tcPr>
-          <w:p>
-            <w:r>
-              <w:rPr>
-                <w:b w:val="0"/>
-                <w:sz w:val="16"/>
-              </w:rPr>
-              <w:t>Quantitative</w:t>
-            </w:r>
-          </w:p>
-        </w:tc>
-        <w:tc>
-          <w:tcPr>
-            <w:tcW w:type="dxa" w:w="1440"/>
-          </w:tcPr>
-          <w:p>
-            <w:r>
-              <w:rPr>
-                <w:b w:val="0"/>
-                <w:sz w:val="16"/>
-              </w:rPr>
-              <w:t>Mixed-methods design</w:t>
-            </w:r>
-          </w:p>
-        </w:tc>
-        <w:tc>
-          <w:tcPr>
-            <w:tcW w:type="dxa" w:w="1440"/>
-          </w:tcPr>
-          <w:p>
-            <w:r>
-              <w:rPr>
-                <w:b w:val="0"/>
-                <w:sz w:val="16"/>
-              </w:rPr>
-              <w:t>Matches the quantitative strand</w:t>
-            </w:r>
-          </w:p>
-        </w:tc>
-        <w:tc>
-          <w:tcPr>
-            <w:tcW w:type="dxa" w:w="1440"/>
-          </w:tcPr>
-          <w:p>
-            <w:r>
-              <w:rPr>
-                <w:b w:val="0"/>
-                <w:sz w:val="16"/>
-              </w:rPr>
-              <w:t>Adds a case study that explains its results</w:t>
-            </w:r>
-          </w:p>
-        </w:tc>
-      </w:tr>
-      <w:tr>
-        <w:tc>
-          <w:tcPr>
-            <w:tcW w:type="dxa" w:w="1440"/>
-          </w:tcPr>
-          <w:p>
-            <w:r>
-              <w:rPr>
-                <w:b w:val="0"/>
-                <w:sz w:val="16"/>
-              </w:rPr>
-              <w:t>Yang et al. (2025)</w:t>
-            </w:r>
-          </w:p>
-        </w:tc>
-        <w:tc>
-          <w:tcPr>
-            <w:tcW w:type="dxa" w:w="1440"/>
-          </w:tcPr>
-          <w:p>
-            <w:r>
-              <w:rPr>
-                <w:b w:val="0"/>
-                <w:sz w:val="16"/>
-              </w:rPr>
-              <w:t>Case study</w:t>
-            </w:r>
-          </w:p>
-        </w:tc>
-        <w:tc>
-          <w:tcPr>
-            <w:tcW w:type="dxa" w:w="1440"/>
-          </w:tcPr>
-          <w:p>
-            <w:r>
-              <w:rPr>
-                <w:b w:val="0"/>
-                <w:sz w:val="16"/>
-              </w:rPr>
-              <w:t>Qualitative</w:t>
-            </w:r>
-          </w:p>
-        </w:tc>
-        <w:tc>
-          <w:tcPr>
-            <w:tcW w:type="dxa" w:w="1440"/>
-          </w:tcPr>
-          <w:p>
-            <w:r>
-              <w:rPr>
-                <w:b w:val="0"/>
-                <w:sz w:val="16"/>
-              </w:rPr>
-              <w:t>Mixed-methods design</w:t>
-            </w:r>
-          </w:p>
-        </w:tc>
-        <w:tc>
-          <w:tcPr>
-            <w:tcW w:type="dxa" w:w="1440"/>
-          </w:tcPr>
-          <w:p>
-            <w:r>
-              <w:rPr>
-                <w:b w:val="0"/>
-                <w:sz w:val="16"/>
-              </w:rPr>
-              <w:t>Matches the qualitative strand</w:t>
-            </w:r>
-          </w:p>
-        </w:tc>
-        <w:tc>
-          <w:tcPr>
-            <w:tcW w:type="dxa" w:w="1440"/>
-          </w:tcPr>
-          <w:p>
-            <w:r>
-              <w:rPr>
-                <w:b w:val="0"/>
-                <w:sz w:val="16"/>
-              </w:rPr>
-              <w:t>Adds a computational experiment (benchmark evaluation) that tests how far its findings generalise</w:t>
-            </w:r>
-          </w:p>
-        </w:tc>
-      </w:tr>
-      <w:tr>
-        <w:tc>
-          <w:tcPr>
-            <w:tcW w:type="dxa" w:w="1440"/>
-          </w:tcPr>
-          <w:p>
-            <w:r>
-              <w:rPr>
-                <w:b w:val="0"/>
-                <w:sz w:val="16"/>
-              </w:rPr>
-              <w:t>Ahmed et al. (2024)</w:t>
-            </w:r>
-          </w:p>
-        </w:tc>
-        <w:tc>
-          <w:tcPr>
-            <w:tcW w:type="dxa" w:w="1440"/>
-          </w:tcPr>
-          <w:p>
-            <w:r>
-              <w:rPr>
-                <w:b w:val="0"/>
-                <w:sz w:val="16"/>
-              </w:rPr>
-              <w:t>Systematic / scoping review</w:t>
-            </w:r>
-          </w:p>
-        </w:tc>
-        <w:tc>
-          <w:tcPr>
-            <w:tcW w:type="dxa" w:w="1440"/>
-          </w:tcPr>
-          <w:p>
-            <w:r>
-              <w:rPr>
-                <w:b w:val="0"/>
-                <w:sz w:val="16"/>
-              </w:rPr>
-              <w:t>Evidence synthesis</w:t>
-            </w:r>
-          </w:p>
-        </w:tc>
-        <w:tc>
-          <w:tcPr>
-            <w:tcW w:type="dxa" w:w="1440"/>
-          </w:tcPr>
-          <w:p>
-            <w:r>
-              <w:rPr>
-                <w:b w:val="0"/>
-                <w:sz w:val="16"/>
-              </w:rPr>
-              <w:t>Mixed-methods design</w:t>
-            </w:r>
-          </w:p>
-        </w:tc>
-        <w:tc>
-          <w:tcPr>
-            <w:tcW w:type="dxa" w:w="1440"/>
-          </w:tcPr>
-          <w:p>
-            <w:r>
-              <w:rPr>
-                <w:b w:val="0"/>
-                <w:sz w:val="16"/>
-              </w:rPr>
-              <w:t>Different: no primary data</w:t>
-            </w:r>
-          </w:p>
-        </w:tc>
-        <w:tc>
-          <w:tcPr>
-            <w:tcW w:type="dxa" w:w="1440"/>
-          </w:tcPr>
-          <w:p>
-            <w:r>
-              <w:rPr>
-                <w:b w:val="0"/>
-                <w:sz w:val="16"/>
-              </w:rPr>
-              <w:t>Produces no new primary data and is limited by the studies available; the proposed design combines the breadth of quantitative data with the depth of qualitative evidence</w:t>
-            </w:r>
-          </w:p>
-        </w:tc>
-      </w:tr>
-      <w:tr>
-        <w:tc>
-          <w:tcPr>
-            <w:tcW w:type="dxa" w:w="1440"/>
-          </w:tcPr>
-          <w:p>
-            <w:r>
-              <w:rPr>
-                <w:b w:val="0"/>
-                <w:sz w:val="16"/>
-              </w:rPr>
-              <w:t>Huang et al. (2024)</w:t>
-            </w:r>
-          </w:p>
-        </w:tc>
-        <w:tc>
-          <w:tcPr>
-            <w:tcW w:type="dxa" w:w="1440"/>
-          </w:tcPr>
-          <w:p>
-            <w:r>
-              <w:rPr>
-                <w:b w:val="0"/>
-                <w:sz w:val="16"/>
-              </w:rPr>
-              <w:t>Systematic / scoping review</w:t>
-            </w:r>
-          </w:p>
-        </w:tc>
-        <w:tc>
-          <w:tcPr>
-            <w:tcW w:type="dxa" w:w="1440"/>
-          </w:tcPr>
-          <w:p>
-            <w:r>
-              <w:rPr>
-                <w:b w:val="0"/>
-                <w:sz w:val="16"/>
-              </w:rPr>
-              <w:t>Evidence synthesis</w:t>
-            </w:r>
-          </w:p>
-        </w:tc>
-        <w:tc>
-          <w:tcPr>
-            <w:tcW w:type="dxa" w:w="1440"/>
-          </w:tcPr>
-          <w:p>
-            <w:r>
-              <w:rPr>
-                <w:b w:val="0"/>
-                <w:sz w:val="16"/>
-              </w:rPr>
-              <w:t>Mixed-methods design</w:t>
-            </w:r>
-          </w:p>
-        </w:tc>
-        <w:tc>
-          <w:tcPr>
-            <w:tcW w:type="dxa" w:w="1440"/>
-          </w:tcPr>
-          <w:p>
-            <w:r>
-              <w:rPr>
-                <w:b w:val="0"/>
-                <w:sz w:val="16"/>
-              </w:rPr>
-              <w:t>Different: no primary data</w:t>
-            </w:r>
-          </w:p>
-        </w:tc>
-        <w:tc>
-          <w:tcPr>
-            <w:tcW w:type="dxa" w:w="1440"/>
-          </w:tcPr>
-          <w:p>
-            <w:r>
-              <w:rPr>
-                <w:b w:val="0"/>
-                <w:sz w:val="16"/>
-              </w:rPr>
-              <w:t>Produces no new primary data and is limited by the studies available; the proposed design combines the breadth of quantitative data with the depth of qualitative evidence</w:t>
-            </w:r>
-          </w:p>
-        </w:tc>
-      </w:tr>
-      <w:tr>
-        <w:tc>
-          <w:tcPr>
-            <w:tcW w:type="dxa" w:w="1440"/>
-          </w:tcPr>
-          <w:p>
-            <w:r>
-              <w:rPr>
-                <w:b w:val="0"/>
-                <w:sz w:val="16"/>
-              </w:rPr>
-              <w:t>Li et al. (2024)</w:t>
-            </w:r>
-          </w:p>
-        </w:tc>
-        <w:tc>
-          <w:tcPr>
-            <w:tcW w:type="dxa" w:w="1440"/>
-          </w:tcPr>
-          <w:p>
-            <w:r>
-              <w:rPr>
-                <w:b w:val="0"/>
-                <w:sz w:val="16"/>
-              </w:rPr>
-              <w:t>Conceptual / theoretical analysis</w:t>
-            </w:r>
-          </w:p>
-        </w:tc>
-        <w:tc>
-          <w:tcPr>
-            <w:tcW w:type="dxa" w:w="1440"/>
-          </w:tcPr>
-          <w:p>
-            <w:r>
-              <w:rPr>
-                <w:b w:val="0"/>
-                <w:sz w:val="16"/>
-              </w:rPr>
-              <w:t>Conceptual</w:t>
-            </w:r>
-          </w:p>
-        </w:tc>
-        <w:tc>
-          <w:tcPr>
-            <w:tcW w:type="dxa" w:w="1440"/>
-          </w:tcPr>
-          <w:p>
-            <w:r>
-              <w:rPr>
-                <w:b w:val="0"/>
-                <w:sz w:val="16"/>
-              </w:rPr>
-              <w:t>Mixed-methods design</w:t>
-            </w:r>
-          </w:p>
-        </w:tc>
-        <w:tc>
-          <w:tcPr>
-            <w:tcW w:type="dxa" w:w="1440"/>
-          </w:tcPr>
-          <w:p>
-            <w:r>
-              <w:rPr>
-                <w:b w:val="0"/>
-                <w:sz w:val="16"/>
-              </w:rPr>
-              <w:t>Different: no primary data</w:t>
-            </w:r>
-          </w:p>
-        </w:tc>
-        <w:tc>
-          <w:tcPr>
-            <w:tcW w:type="dxa" w:w="1440"/>
-          </w:tcPr>
-          <w:p>
-            <w:r>
-              <w:rPr>
-                <w:b w:val="0"/>
-                <w:sz w:val="16"/>
-              </w:rPr>
-              <w:t>Does not test its claims against new data; the proposed design combines the breadth of quantitative data with the depth of qualitative evidence</w:t>
-            </w:r>
-          </w:p>
-        </w:tc>
-      </w:tr>
-      <w:tr>
-        <w:tc>
-          <w:tcPr>
-            <w:tcW w:type="dxa" w:w="1440"/>
-          </w:tcPr>
-          <w:p>
-            <w:r>
-              <w:rPr>
-                <w:b w:val="0"/>
-                <w:sz w:val="16"/>
-              </w:rPr>
-              <w:t>Fernandes et al. (2024)</w:t>
-            </w:r>
-          </w:p>
-        </w:tc>
-        <w:tc>
-          <w:tcPr>
-            <w:tcW w:type="dxa" w:w="1440"/>
-          </w:tcPr>
-          <w:p>
-            <w:r>
-              <w:rPr>
-                <w:b w:val="0"/>
-                <w:sz w:val="16"/>
-              </w:rPr>
-              <w:t>Simulation / modelling study</w:t>
-            </w:r>
-          </w:p>
-        </w:tc>
-        <w:tc>
-          <w:tcPr>
-            <w:tcW w:type="dxa" w:w="1440"/>
-          </w:tcPr>
-          <w:p>
-            <w:r>
-              <w:rPr>
-                <w:b w:val="0"/>
-                <w:sz w:val="16"/>
-              </w:rPr>
-              <w:t>Quantitative</w:t>
-            </w:r>
-          </w:p>
-        </w:tc>
-        <w:tc>
-          <w:tcPr>
-            <w:tcW w:type="dxa" w:w="1440"/>
-          </w:tcPr>
-          <w:p>
-            <w:r>
-              <w:rPr>
-                <w:b w:val="0"/>
-                <w:sz w:val="16"/>
-              </w:rPr>
-              <w:t>Mixed-methods design</w:t>
-            </w:r>
-          </w:p>
-        </w:tc>
-        <w:tc>
-          <w:tcPr>
-            <w:tcW w:type="dxa" w:w="1440"/>
-          </w:tcPr>
-          <w:p>
-            <w:r>
-              <w:rPr>
-                <w:b w:val="0"/>
-                <w:sz w:val="16"/>
-              </w:rPr>
-              <w:t>Shares its quantitative approach</w:t>
-            </w:r>
-          </w:p>
-        </w:tc>
-        <w:tc>
-          <w:tcPr>
-            <w:tcW w:type="dxa" w:w="1440"/>
-          </w:tcPr>
-          <w:p>
-            <w:r>
-              <w:rPr>
-                <w:b w:val="0"/>
-                <w:sz w:val="16"/>
-              </w:rPr>
-              <w:t>Is only as valid as the model's assumptions, so it needs calibration and validation against real data; the proposed design combines the breadth of quantitative data with the depth of qualitative evidence</w:t>
-            </w:r>
-          </w:p>
-        </w:tc>
-      </w:tr>
-      <w:tr>
-        <w:tc>
-          <w:tcPr>
-            <w:tcW w:type="dxa" w:w="1440"/>
-          </w:tcPr>
-          <w:p>
-            <w:r>
-              <w:rPr>
-                <w:b w:val="0"/>
-                <w:sz w:val="16"/>
-              </w:rPr>
-              <w:t>Celeny et al. (2024)</w:t>
-            </w:r>
-          </w:p>
-        </w:tc>
-        <w:tc>
-          <w:tcPr>
-            <w:tcW w:type="dxa" w:w="1440"/>
-          </w:tcPr>
-          <w:p>
-            <w:r>
-              <w:rPr>
-                <w:b w:val="0"/>
-                <w:sz w:val="16"/>
-              </w:rPr>
-              <w:t>Computational experiment (benchmark evaluation)</w:t>
-            </w:r>
-          </w:p>
-        </w:tc>
-        <w:tc>
-          <w:tcPr>
-            <w:tcW w:type="dxa" w:w="1440"/>
-          </w:tcPr>
-          <w:p>
-            <w:r>
-              <w:rPr>
-                <w:b w:val="0"/>
-                <w:sz w:val="16"/>
-              </w:rPr>
-              <w:t>Quantitative</w:t>
-            </w:r>
-          </w:p>
-        </w:tc>
-        <w:tc>
-          <w:tcPr>
-            <w:tcW w:type="dxa" w:w="1440"/>
-          </w:tcPr>
-          <w:p>
-            <w:r>
-              <w:rPr>
-                <w:b w:val="0"/>
-                <w:sz w:val="16"/>
-              </w:rPr>
-              <w:t>Mixed-methods design</w:t>
-            </w:r>
-          </w:p>
-        </w:tc>
-        <w:tc>
-          <w:tcPr>
-            <w:tcW w:type="dxa" w:w="1440"/>
-          </w:tcPr>
-          <w:p>
-            <w:r>
-              <w:rPr>
-                <w:b w:val="0"/>
-                <w:sz w:val="16"/>
-              </w:rPr>
-              <w:t>Matches the quantitative strand</w:t>
-            </w:r>
-          </w:p>
-        </w:tc>
-        <w:tc>
-          <w:tcPr>
-            <w:tcW w:type="dxa" w:w="1440"/>
-          </w:tcPr>
-          <w:p>
-            <w:r>
-              <w:rPr>
-                <w:b w:val="0"/>
-                <w:sz w:val="16"/>
-              </w:rPr>
-              <w:t>Adds a case study that explains its results</w:t>
-            </w:r>
-          </w:p>
-        </w:tc>
-      </w:tr>
-      <w:tr>
-        <w:tc>
-          <w:tcPr>
-            <w:tcW w:type="dxa" w:w="1440"/>
-          </w:tcPr>
-          <w:p>
-            <w:r>
-              <w:rPr>
-                <w:b w:val="0"/>
-                <w:sz w:val="16"/>
-              </w:rPr>
-              <w:t>Benkő et al. (2024)</w:t>
+              <w:t>Huang (2024)</w:t>
             </w:r>
           </w:p>
         </w:tc>
@@ -3483,7 +3136,7 @@
                 <w:b w:val="0"/>
                 <w:sz w:val="16"/>
               </w:rPr>
-              <w:t>Lau et al. (2024)</w:t>
+              <w:t>Siam et al. (2025)</w:t>
             </w:r>
           </w:p>
         </w:tc>
@@ -3497,7 +3150,7 @@
                 <w:b w:val="0"/>
                 <w:sz w:val="16"/>
               </w:rPr>
-              <w:t>Case study</w:t>
+              <w:t>Cross-sectional survey</w:t>
             </w:r>
           </w:p>
         </w:tc>
@@ -3511,7 +3164,7 @@
                 <w:b w:val="0"/>
                 <w:sz w:val="16"/>
               </w:rPr>
-              <w:t>Qualitative</w:t>
+              <w:t>Quantitative</w:t>
             </w:r>
           </w:p>
         </w:tc>
@@ -3539,7 +3192,7 @@
                 <w:b w:val="0"/>
                 <w:sz w:val="16"/>
               </w:rPr>
-              <w:t>Matches the qualitative strand</w:t>
+              <w:t>Matches the quantitative strand</w:t>
             </w:r>
           </w:p>
         </w:tc>
@@ -3553,7 +3206,7 @@
                 <w:b w:val="0"/>
                 <w:sz w:val="16"/>
               </w:rPr>
-              <w:t>Adds a computational experiment (benchmark evaluation) that tests how far its findings generalise</w:t>
+              <w:t>Adds a case study that explains its results</w:t>
             </w:r>
           </w:p>
         </w:tc>
@@ -3569,93 +3222,7 @@
                 <w:b w:val="0"/>
                 <w:sz w:val="16"/>
               </w:rPr>
-              <w:t>Ear et al. (2023)</w:t>
-            </w:r>
-          </w:p>
-        </w:tc>
-        <w:tc>
-          <w:tcPr>
-            <w:tcW w:type="dxa" w:w="1440"/>
-          </w:tcPr>
-          <w:p>
-            <w:r>
-              <w:rPr>
-                <w:b w:val="0"/>
-                <w:sz w:val="16"/>
-              </w:rPr>
-              <w:t>Conceptual / theoretical analysis</w:t>
-            </w:r>
-          </w:p>
-        </w:tc>
-        <w:tc>
-          <w:tcPr>
-            <w:tcW w:type="dxa" w:w="1440"/>
-          </w:tcPr>
-          <w:p>
-            <w:r>
-              <w:rPr>
-                <w:b w:val="0"/>
-                <w:sz w:val="16"/>
-              </w:rPr>
-              <w:t>Conceptual</w:t>
-            </w:r>
-          </w:p>
-        </w:tc>
-        <w:tc>
-          <w:tcPr>
-            <w:tcW w:type="dxa" w:w="1440"/>
-          </w:tcPr>
-          <w:p>
-            <w:r>
-              <w:rPr>
-                <w:b w:val="0"/>
-                <w:sz w:val="16"/>
-              </w:rPr>
-              <w:t>Mixed-methods design</w:t>
-            </w:r>
-          </w:p>
-        </w:tc>
-        <w:tc>
-          <w:tcPr>
-            <w:tcW w:type="dxa" w:w="1440"/>
-          </w:tcPr>
-          <w:p>
-            <w:r>
-              <w:rPr>
-                <w:b w:val="0"/>
-                <w:sz w:val="16"/>
-              </w:rPr>
-              <w:t>Different: no primary data</w:t>
-            </w:r>
-          </w:p>
-        </w:tc>
-        <w:tc>
-          <w:tcPr>
-            <w:tcW w:type="dxa" w:w="1440"/>
-          </w:tcPr>
-          <w:p>
-            <w:r>
-              <w:rPr>
-                <w:b w:val="0"/>
-                <w:sz w:val="16"/>
-              </w:rPr>
-              <w:t>Does not test its claims against new data; the proposed design combines the breadth of quantitative data with the depth of qualitative evidence</w:t>
-            </w:r>
-          </w:p>
-        </w:tc>
-      </w:tr>
-      <w:tr>
-        <w:tc>
-          <w:tcPr>
-            <w:tcW w:type="dxa" w:w="1440"/>
-          </w:tcPr>
-          <w:p>
-            <w:r>
-              <w:rPr>
-                <w:b w:val="0"/>
-                <w:sz w:val="16"/>
-              </w:rPr>
-              <w:t>Bouke et al. (2023)</w:t>
+              <w:t>Ma et al. (2024)</w:t>
             </w:r>
           </w:p>
         </w:tc>
@@ -3741,7 +3308,7 @@
                 <w:b w:val="0"/>
                 <w:sz w:val="16"/>
               </w:rPr>
-              <w:t>Kiely et al. (2023)</w:t>
+              <w:t>Unknown (2023)</w:t>
             </w:r>
           </w:p>
         </w:tc>
@@ -3827,7 +3394,7 @@
                 <w:b w:val="0"/>
                 <w:sz w:val="16"/>
               </w:rPr>
-              <w:t>Li et al. (2023)</w:t>
+              <w:t>Cremer et al. (2024)</w:t>
             </w:r>
           </w:p>
         </w:tc>
@@ -3841,7 +3408,179 @@
                 <w:b w:val="0"/>
                 <w:sz w:val="16"/>
               </w:rPr>
-              <w:t>Simulation / modelling study</w:t>
+              <w:t>Unclear from the abstract</w:t>
+            </w:r>
+          </w:p>
+        </w:tc>
+        <w:tc>
+          <w:tcPr>
+            <w:tcW w:type="dxa" w:w="1440"/>
+          </w:tcPr>
+          <w:p>
+            <w:r>
+              <w:rPr>
+                <w:b w:val="0"/>
+                <w:sz w:val="16"/>
+              </w:rPr>
+              <w:t>Not stated</w:t>
+            </w:r>
+          </w:p>
+        </w:tc>
+        <w:tc>
+          <w:tcPr>
+            <w:tcW w:type="dxa" w:w="1440"/>
+          </w:tcPr>
+          <w:p>
+            <w:r>
+              <w:rPr>
+                <w:b w:val="0"/>
+                <w:sz w:val="16"/>
+              </w:rPr>
+              <w:t>Mixed-methods design</w:t>
+            </w:r>
+          </w:p>
+        </w:tc>
+        <w:tc>
+          <w:tcPr>
+            <w:tcW w:type="dxa" w:w="1440"/>
+          </w:tcPr>
+          <w:p>
+            <w:r>
+              <w:rPr>
+                <w:b w:val="0"/>
+                <w:sz w:val="16"/>
+              </w:rPr>
+              <w:t>Different: no primary data</w:t>
+            </w:r>
+          </w:p>
+        </w:tc>
+        <w:tc>
+          <w:tcPr>
+            <w:tcW w:type="dxa" w:w="1440"/>
+          </w:tcPr>
+          <w:p>
+            <w:r>
+              <w:rPr>
+                <w:b w:val="0"/>
+                <w:sz w:val="16"/>
+              </w:rPr>
+              <w:t>Does not state its design in the abstract, so check the full text; the proposed design combines the breadth of quantitative data with the depth of qualitative evidence</w:t>
+            </w:r>
+          </w:p>
+        </w:tc>
+      </w:tr>
+      <w:tr>
+        <w:tc>
+          <w:tcPr>
+            <w:tcW w:type="dxa" w:w="1440"/>
+          </w:tcPr>
+          <w:p>
+            <w:r>
+              <w:rPr>
+                <w:b w:val="0"/>
+                <w:sz w:val="16"/>
+              </w:rPr>
+              <w:t>Lindsay (2025)</w:t>
+            </w:r>
+          </w:p>
+        </w:tc>
+        <w:tc>
+          <w:tcPr>
+            <w:tcW w:type="dxa" w:w="1440"/>
+          </w:tcPr>
+          <w:p>
+            <w:r>
+              <w:rPr>
+                <w:b w:val="0"/>
+                <w:sz w:val="16"/>
+              </w:rPr>
+              <w:t>Case study</w:t>
+            </w:r>
+          </w:p>
+        </w:tc>
+        <w:tc>
+          <w:tcPr>
+            <w:tcW w:type="dxa" w:w="1440"/>
+          </w:tcPr>
+          <w:p>
+            <w:r>
+              <w:rPr>
+                <w:b w:val="0"/>
+                <w:sz w:val="16"/>
+              </w:rPr>
+              <w:t>Qualitative</w:t>
+            </w:r>
+          </w:p>
+        </w:tc>
+        <w:tc>
+          <w:tcPr>
+            <w:tcW w:type="dxa" w:w="1440"/>
+          </w:tcPr>
+          <w:p>
+            <w:r>
+              <w:rPr>
+                <w:b w:val="0"/>
+                <w:sz w:val="16"/>
+              </w:rPr>
+              <w:t>Mixed-methods design</w:t>
+            </w:r>
+          </w:p>
+        </w:tc>
+        <w:tc>
+          <w:tcPr>
+            <w:tcW w:type="dxa" w:w="1440"/>
+          </w:tcPr>
+          <w:p>
+            <w:r>
+              <w:rPr>
+                <w:b w:val="0"/>
+                <w:sz w:val="16"/>
+              </w:rPr>
+              <w:t>Matches the qualitative strand</w:t>
+            </w:r>
+          </w:p>
+        </w:tc>
+        <w:tc>
+          <w:tcPr>
+            <w:tcW w:type="dxa" w:w="1440"/>
+          </w:tcPr>
+          <w:p>
+            <w:r>
+              <w:rPr>
+                <w:b w:val="0"/>
+                <w:sz w:val="16"/>
+              </w:rPr>
+              <w:t>Adds a cross-sectional survey that tests how far its findings generalise</w:t>
+            </w:r>
+          </w:p>
+        </w:tc>
+      </w:tr>
+      <w:tr>
+        <w:tc>
+          <w:tcPr>
+            <w:tcW w:type="dxa" w:w="1440"/>
+          </w:tcPr>
+          <w:p>
+            <w:r>
+              <w:rPr>
+                <w:b w:val="0"/>
+                <w:sz w:val="16"/>
+              </w:rPr>
+              <w:t>Wang et al. (2024)</w:t>
+            </w:r>
+          </w:p>
+        </w:tc>
+        <w:tc>
+          <w:tcPr>
+            <w:tcW w:type="dxa" w:w="1440"/>
+          </w:tcPr>
+          <w:p>
+            <w:r>
+              <w:rPr>
+                <w:b w:val="0"/>
+                <w:sz w:val="16"/>
+              </w:rPr>
+              <w:t>Computational experiment (benchmark evaluation)</w:t>
             </w:r>
           </w:p>
         </w:tc>
@@ -3897,7 +3636,609 @@
                 <w:b w:val="0"/>
                 <w:sz w:val="16"/>
               </w:rPr>
-              <w:t>Is only as valid as the model's assumptions, so it needs calibration and validation against real data; the proposed design combines the breadth of quantitative data with the depth of qualitative evidence</w:t>
+              <w:t>Ties its results to the datasets and settings tested, which may not match real deployments; the proposed design combines the breadth of quantitative data with the depth of qualitative evidence</w:t>
+            </w:r>
+          </w:p>
+        </w:tc>
+      </w:tr>
+      <w:tr>
+        <w:tc>
+          <w:tcPr>
+            <w:tcW w:type="dxa" w:w="1440"/>
+          </w:tcPr>
+          <w:p>
+            <w:r>
+              <w:rPr>
+                <w:b w:val="0"/>
+                <w:sz w:val="16"/>
+              </w:rPr>
+              <w:t>Mohamed et al. (2023)</w:t>
+            </w:r>
+          </w:p>
+        </w:tc>
+        <w:tc>
+          <w:tcPr>
+            <w:tcW w:type="dxa" w:w="1440"/>
+          </w:tcPr>
+          <w:p>
+            <w:r>
+              <w:rPr>
+                <w:b w:val="0"/>
+                <w:sz w:val="16"/>
+              </w:rPr>
+              <w:t>Narrative literature review</w:t>
+            </w:r>
+          </w:p>
+        </w:tc>
+        <w:tc>
+          <w:tcPr>
+            <w:tcW w:type="dxa" w:w="1440"/>
+          </w:tcPr>
+          <w:p>
+            <w:r>
+              <w:rPr>
+                <w:b w:val="0"/>
+                <w:sz w:val="16"/>
+              </w:rPr>
+              <w:t>Evidence synthesis</w:t>
+            </w:r>
+          </w:p>
+        </w:tc>
+        <w:tc>
+          <w:tcPr>
+            <w:tcW w:type="dxa" w:w="1440"/>
+          </w:tcPr>
+          <w:p>
+            <w:r>
+              <w:rPr>
+                <w:b w:val="0"/>
+                <w:sz w:val="16"/>
+              </w:rPr>
+              <w:t>Mixed-methods design</w:t>
+            </w:r>
+          </w:p>
+        </w:tc>
+        <w:tc>
+          <w:tcPr>
+            <w:tcW w:type="dxa" w:w="1440"/>
+          </w:tcPr>
+          <w:p>
+            <w:r>
+              <w:rPr>
+                <w:b w:val="0"/>
+                <w:sz w:val="16"/>
+              </w:rPr>
+              <w:t>Different: no primary data</w:t>
+            </w:r>
+          </w:p>
+        </w:tc>
+        <w:tc>
+          <w:tcPr>
+            <w:tcW w:type="dxa" w:w="1440"/>
+          </w:tcPr>
+          <w:p>
+            <w:r>
+              <w:rPr>
+                <w:b w:val="0"/>
+                <w:sz w:val="16"/>
+              </w:rPr>
+              <w:t>Is open to selection bias and adds no new evidence; the proposed design combines the breadth of quantitative data with the depth of qualitative evidence</w:t>
+            </w:r>
+          </w:p>
+        </w:tc>
+      </w:tr>
+      <w:tr>
+        <w:tc>
+          <w:tcPr>
+            <w:tcW w:type="dxa" w:w="1440"/>
+          </w:tcPr>
+          <w:p>
+            <w:r>
+              <w:rPr>
+                <w:b w:val="0"/>
+                <w:sz w:val="16"/>
+              </w:rPr>
+              <w:t>Sfetcu (2024)</w:t>
+            </w:r>
+          </w:p>
+        </w:tc>
+        <w:tc>
+          <w:tcPr>
+            <w:tcW w:type="dxa" w:w="1440"/>
+          </w:tcPr>
+          <w:p>
+            <w:r>
+              <w:rPr>
+                <w:b w:val="0"/>
+                <w:sz w:val="16"/>
+              </w:rPr>
+              <w:t>Unclear from the abstract</w:t>
+            </w:r>
+          </w:p>
+        </w:tc>
+        <w:tc>
+          <w:tcPr>
+            <w:tcW w:type="dxa" w:w="1440"/>
+          </w:tcPr>
+          <w:p>
+            <w:r>
+              <w:rPr>
+                <w:b w:val="0"/>
+                <w:sz w:val="16"/>
+              </w:rPr>
+              <w:t>Not stated</w:t>
+            </w:r>
+          </w:p>
+        </w:tc>
+        <w:tc>
+          <w:tcPr>
+            <w:tcW w:type="dxa" w:w="1440"/>
+          </w:tcPr>
+          <w:p>
+            <w:r>
+              <w:rPr>
+                <w:b w:val="0"/>
+                <w:sz w:val="16"/>
+              </w:rPr>
+              <w:t>Mixed-methods design</w:t>
+            </w:r>
+          </w:p>
+        </w:tc>
+        <w:tc>
+          <w:tcPr>
+            <w:tcW w:type="dxa" w:w="1440"/>
+          </w:tcPr>
+          <w:p>
+            <w:r>
+              <w:rPr>
+                <w:b w:val="0"/>
+                <w:sz w:val="16"/>
+              </w:rPr>
+              <w:t>Different: no primary data</w:t>
+            </w:r>
+          </w:p>
+        </w:tc>
+        <w:tc>
+          <w:tcPr>
+            <w:tcW w:type="dxa" w:w="1440"/>
+          </w:tcPr>
+          <w:p>
+            <w:r>
+              <w:rPr>
+                <w:b w:val="0"/>
+                <w:sz w:val="16"/>
+              </w:rPr>
+              <w:t>Does not state its design in the abstract, so check the full text; the proposed design combines the breadth of quantitative data with the depth of qualitative evidence</w:t>
+            </w:r>
+          </w:p>
+        </w:tc>
+      </w:tr>
+      <w:tr>
+        <w:tc>
+          <w:tcPr>
+            <w:tcW w:type="dxa" w:w="1440"/>
+          </w:tcPr>
+          <w:p>
+            <w:r>
+              <w:rPr>
+                <w:b w:val="0"/>
+                <w:sz w:val="16"/>
+              </w:rPr>
+              <w:t>Khan (2025)</w:t>
+            </w:r>
+          </w:p>
+        </w:tc>
+        <w:tc>
+          <w:tcPr>
+            <w:tcW w:type="dxa" w:w="1440"/>
+          </w:tcPr>
+          <w:p>
+            <w:r>
+              <w:rPr>
+                <w:b w:val="0"/>
+                <w:sz w:val="16"/>
+              </w:rPr>
+              <w:t>Case study</w:t>
+            </w:r>
+          </w:p>
+        </w:tc>
+        <w:tc>
+          <w:tcPr>
+            <w:tcW w:type="dxa" w:w="1440"/>
+          </w:tcPr>
+          <w:p>
+            <w:r>
+              <w:rPr>
+                <w:b w:val="0"/>
+                <w:sz w:val="16"/>
+              </w:rPr>
+              <w:t>Qualitative</w:t>
+            </w:r>
+          </w:p>
+        </w:tc>
+        <w:tc>
+          <w:tcPr>
+            <w:tcW w:type="dxa" w:w="1440"/>
+          </w:tcPr>
+          <w:p>
+            <w:r>
+              <w:rPr>
+                <w:b w:val="0"/>
+                <w:sz w:val="16"/>
+              </w:rPr>
+              <w:t>Mixed-methods design</w:t>
+            </w:r>
+          </w:p>
+        </w:tc>
+        <w:tc>
+          <w:tcPr>
+            <w:tcW w:type="dxa" w:w="1440"/>
+          </w:tcPr>
+          <w:p>
+            <w:r>
+              <w:rPr>
+                <w:b w:val="0"/>
+                <w:sz w:val="16"/>
+              </w:rPr>
+              <w:t>Matches the qualitative strand</w:t>
+            </w:r>
+          </w:p>
+        </w:tc>
+        <w:tc>
+          <w:tcPr>
+            <w:tcW w:type="dxa" w:w="1440"/>
+          </w:tcPr>
+          <w:p>
+            <w:r>
+              <w:rPr>
+                <w:b w:val="0"/>
+                <w:sz w:val="16"/>
+              </w:rPr>
+              <w:t>Adds a cross-sectional survey that tests how far its findings generalise</w:t>
+            </w:r>
+          </w:p>
+        </w:tc>
+      </w:tr>
+      <w:tr>
+        <w:tc>
+          <w:tcPr>
+            <w:tcW w:type="dxa" w:w="1440"/>
+          </w:tcPr>
+          <w:p>
+            <w:r>
+              <w:rPr>
+                <w:b w:val="0"/>
+                <w:sz w:val="16"/>
+              </w:rPr>
+              <w:t>Rosli (2025)</w:t>
+            </w:r>
+          </w:p>
+        </w:tc>
+        <w:tc>
+          <w:tcPr>
+            <w:tcW w:type="dxa" w:w="1440"/>
+          </w:tcPr>
+          <w:p>
+            <w:r>
+              <w:rPr>
+                <w:b w:val="0"/>
+                <w:sz w:val="16"/>
+              </w:rPr>
+              <w:t>Unclear from the abstract</w:t>
+            </w:r>
+          </w:p>
+        </w:tc>
+        <w:tc>
+          <w:tcPr>
+            <w:tcW w:type="dxa" w:w="1440"/>
+          </w:tcPr>
+          <w:p>
+            <w:r>
+              <w:rPr>
+                <w:b w:val="0"/>
+                <w:sz w:val="16"/>
+              </w:rPr>
+              <w:t>Not stated</w:t>
+            </w:r>
+          </w:p>
+        </w:tc>
+        <w:tc>
+          <w:tcPr>
+            <w:tcW w:type="dxa" w:w="1440"/>
+          </w:tcPr>
+          <w:p>
+            <w:r>
+              <w:rPr>
+                <w:b w:val="0"/>
+                <w:sz w:val="16"/>
+              </w:rPr>
+              <w:t>Mixed-methods design</w:t>
+            </w:r>
+          </w:p>
+        </w:tc>
+        <w:tc>
+          <w:tcPr>
+            <w:tcW w:type="dxa" w:w="1440"/>
+          </w:tcPr>
+          <w:p>
+            <w:r>
+              <w:rPr>
+                <w:b w:val="0"/>
+                <w:sz w:val="16"/>
+              </w:rPr>
+              <w:t>Different: no primary data</w:t>
+            </w:r>
+          </w:p>
+        </w:tc>
+        <w:tc>
+          <w:tcPr>
+            <w:tcW w:type="dxa" w:w="1440"/>
+          </w:tcPr>
+          <w:p>
+            <w:r>
+              <w:rPr>
+                <w:b w:val="0"/>
+                <w:sz w:val="16"/>
+              </w:rPr>
+              <w:t>Does not state its design in the abstract, so check the full text; the proposed design combines the breadth of quantitative data with the depth of qualitative evidence</w:t>
+            </w:r>
+          </w:p>
+        </w:tc>
+      </w:tr>
+      <w:tr>
+        <w:tc>
+          <w:tcPr>
+            <w:tcW w:type="dxa" w:w="1440"/>
+          </w:tcPr>
+          <w:p>
+            <w:r>
+              <w:rPr>
+                <w:b w:val="0"/>
+                <w:sz w:val="16"/>
+              </w:rPr>
+              <w:t>Khoirunnisa et al. (2024)</w:t>
+            </w:r>
+          </w:p>
+        </w:tc>
+        <w:tc>
+          <w:tcPr>
+            <w:tcW w:type="dxa" w:w="1440"/>
+          </w:tcPr>
+          <w:p>
+            <w:r>
+              <w:rPr>
+                <w:b w:val="0"/>
+                <w:sz w:val="16"/>
+              </w:rPr>
+              <w:t>Unclear from the abstract</w:t>
+            </w:r>
+          </w:p>
+        </w:tc>
+        <w:tc>
+          <w:tcPr>
+            <w:tcW w:type="dxa" w:w="1440"/>
+          </w:tcPr>
+          <w:p>
+            <w:r>
+              <w:rPr>
+                <w:b w:val="0"/>
+                <w:sz w:val="16"/>
+              </w:rPr>
+              <w:t>Not stated</w:t>
+            </w:r>
+          </w:p>
+        </w:tc>
+        <w:tc>
+          <w:tcPr>
+            <w:tcW w:type="dxa" w:w="1440"/>
+          </w:tcPr>
+          <w:p>
+            <w:r>
+              <w:rPr>
+                <w:b w:val="0"/>
+                <w:sz w:val="16"/>
+              </w:rPr>
+              <w:t>Mixed-methods design</w:t>
+            </w:r>
+          </w:p>
+        </w:tc>
+        <w:tc>
+          <w:tcPr>
+            <w:tcW w:type="dxa" w:w="1440"/>
+          </w:tcPr>
+          <w:p>
+            <w:r>
+              <w:rPr>
+                <w:b w:val="0"/>
+                <w:sz w:val="16"/>
+              </w:rPr>
+              <w:t>Different: no primary data</w:t>
+            </w:r>
+          </w:p>
+        </w:tc>
+        <w:tc>
+          <w:tcPr>
+            <w:tcW w:type="dxa" w:w="1440"/>
+          </w:tcPr>
+          <w:p>
+            <w:r>
+              <w:rPr>
+                <w:b w:val="0"/>
+                <w:sz w:val="16"/>
+              </w:rPr>
+              <w:t>Does not state its design in the abstract, so check the full text; the proposed design combines the breadth of quantitative data with the depth of qualitative evidence</w:t>
+            </w:r>
+          </w:p>
+        </w:tc>
+      </w:tr>
+      <w:tr>
+        <w:tc>
+          <w:tcPr>
+            <w:tcW w:type="dxa" w:w="1440"/>
+          </w:tcPr>
+          <w:p>
+            <w:r>
+              <w:rPr>
+                <w:b w:val="0"/>
+                <w:sz w:val="16"/>
+              </w:rPr>
+              <w:t>Mohammed (2025)</w:t>
+            </w:r>
+          </w:p>
+        </w:tc>
+        <w:tc>
+          <w:tcPr>
+            <w:tcW w:type="dxa" w:w="1440"/>
+          </w:tcPr>
+          <w:p>
+            <w:r>
+              <w:rPr>
+                <w:b w:val="0"/>
+                <w:sz w:val="16"/>
+              </w:rPr>
+              <w:t>Unclear from the abstract</w:t>
+            </w:r>
+          </w:p>
+        </w:tc>
+        <w:tc>
+          <w:tcPr>
+            <w:tcW w:type="dxa" w:w="1440"/>
+          </w:tcPr>
+          <w:p>
+            <w:r>
+              <w:rPr>
+                <w:b w:val="0"/>
+                <w:sz w:val="16"/>
+              </w:rPr>
+              <w:t>Not stated</w:t>
+            </w:r>
+          </w:p>
+        </w:tc>
+        <w:tc>
+          <w:tcPr>
+            <w:tcW w:type="dxa" w:w="1440"/>
+          </w:tcPr>
+          <w:p>
+            <w:r>
+              <w:rPr>
+                <w:b w:val="0"/>
+                <w:sz w:val="16"/>
+              </w:rPr>
+              <w:t>Mixed-methods design</w:t>
+            </w:r>
+          </w:p>
+        </w:tc>
+        <w:tc>
+          <w:tcPr>
+            <w:tcW w:type="dxa" w:w="1440"/>
+          </w:tcPr>
+          <w:p>
+            <w:r>
+              <w:rPr>
+                <w:b w:val="0"/>
+                <w:sz w:val="16"/>
+              </w:rPr>
+              <w:t>Different: no primary data</w:t>
+            </w:r>
+          </w:p>
+        </w:tc>
+        <w:tc>
+          <w:tcPr>
+            <w:tcW w:type="dxa" w:w="1440"/>
+          </w:tcPr>
+          <w:p>
+            <w:r>
+              <w:rPr>
+                <w:b w:val="0"/>
+                <w:sz w:val="16"/>
+              </w:rPr>
+              <w:t>Does not state its design in the abstract, so check the full text; the proposed design combines the breadth of quantitative data with the depth of qualitative evidence</w:t>
+            </w:r>
+          </w:p>
+        </w:tc>
+      </w:tr>
+      <w:tr>
+        <w:tc>
+          <w:tcPr>
+            <w:tcW w:type="dxa" w:w="1440"/>
+          </w:tcPr>
+          <w:p>
+            <w:r>
+              <w:rPr>
+                <w:b w:val="0"/>
+                <w:sz w:val="16"/>
+              </w:rPr>
+              <w:t>Žilinčík et al. (2023)</w:t>
+            </w:r>
+          </w:p>
+        </w:tc>
+        <w:tc>
+          <w:tcPr>
+            <w:tcW w:type="dxa" w:w="1440"/>
+          </w:tcPr>
+          <w:p>
+            <w:r>
+              <w:rPr>
+                <w:b w:val="0"/>
+                <w:sz w:val="16"/>
+              </w:rPr>
+              <w:t>Mixed-methods design</w:t>
+            </w:r>
+          </w:p>
+        </w:tc>
+        <w:tc>
+          <w:tcPr>
+            <w:tcW w:type="dxa" w:w="1440"/>
+          </w:tcPr>
+          <w:p>
+            <w:r>
+              <w:rPr>
+                <w:b w:val="0"/>
+                <w:sz w:val="16"/>
+              </w:rPr>
+              <w:t>Mixed methods</w:t>
+            </w:r>
+          </w:p>
+        </w:tc>
+        <w:tc>
+          <w:tcPr>
+            <w:tcW w:type="dxa" w:w="1440"/>
+          </w:tcPr>
+          <w:p>
+            <w:r>
+              <w:rPr>
+                <w:b w:val="0"/>
+                <w:sz w:val="16"/>
+              </w:rPr>
+              <w:t>Mixed-methods design</w:t>
+            </w:r>
+          </w:p>
+        </w:tc>
+        <w:tc>
+          <w:tcPr>
+            <w:tcW w:type="dxa" w:w="1440"/>
+          </w:tcPr>
+          <w:p>
+            <w:r>
+              <w:rPr>
+                <w:b w:val="0"/>
+                <w:sz w:val="16"/>
+              </w:rPr>
+              <w:t>Same design</w:t>
+            </w:r>
+          </w:p>
+        </w:tc>
+        <w:tc>
+          <w:tcPr>
+            <w:tcW w:type="dxa" w:w="1440"/>
+          </w:tcPr>
+          <w:p>
+            <w:r>
+              <w:rPr>
+                <w:b w:val="0"/>
+                <w:sz w:val="16"/>
+              </w:rPr>
+              <w:t>Directly comparable results; extend them to a new sample, setting or period</w:t>
             </w:r>
           </w:p>
         </w:tc>
@@ -3907,10 +4248,760 @@
     <w:p>
       <w:r>
         <w:rPr>
+          <w:b/>
+          <w:i w:val="0"/>
+        </w:rPr>
+        <w:t>What to do with this comparison.</w:t>
+      </w:r>
+    </w:p>
+    <w:p>
+      <w:pPr>
+        <w:pStyle w:val="ListBullet"/>
+      </w:pPr>
+      <w:r>
+        <w:rPr>
+          <w:b/>
+          <w:i w:val="0"/>
+        </w:rPr>
+        <w:t>Same design</w:t>
+      </w:r>
+      <w:r>
+        <w:rPr>
+          <w:b w:val="0"/>
+          <w:i w:val="0"/>
+        </w:rPr>
+        <w:t xml:space="preserve"> (Kumar et al., 2024; Žilinčík et al., 2023): Reuse or adapt their instruments, datasets or benchmarks and report the same measures, so your results sit directly beside theirs.</w:t>
+      </w:r>
+    </w:p>
+    <w:p>
+      <w:pPr>
+        <w:pStyle w:val="ListBullet"/>
+      </w:pPr>
+      <w:r>
+        <w:rPr>
+          <w:b/>
+          <w:i w:val="0"/>
+        </w:rPr>
+        <w:t>Matches the quantitative strand</w:t>
+      </w:r>
+      <w:r>
+        <w:rPr>
+          <w:b w:val="0"/>
+          <w:i w:val="0"/>
+        </w:rPr>
+        <w:t xml:space="preserve"> (Siam et al., 2025): Treat their study as the template for your quantitative strand, and aim your qualitative strand at explaining their results.</w:t>
+      </w:r>
+    </w:p>
+    <w:p>
+      <w:pPr>
+        <w:pStyle w:val="ListBullet"/>
+      </w:pPr>
+      <w:r>
+        <w:rPr>
+          <w:b/>
+          <w:i w:val="0"/>
+        </w:rPr>
+        <w:t>Matches the qualitative strand</w:t>
+      </w:r>
+      <w:r>
+        <w:rPr>
+          <w:b w:val="0"/>
+          <w:i w:val="0"/>
+        </w:rPr>
+        <w:t xml:space="preserve"> (Lindsay, 2025; Khan, 2025): Use their themes or coding frame as the starting point of your qualitative strand, and test how far they generalise in your quantitative strand.</w:t>
+      </w:r>
+    </w:p>
+    <w:p>
+      <w:pPr>
+        <w:pStyle w:val="ListBullet"/>
+      </w:pPr>
+      <w:r>
+        <w:rPr>
+          <w:b/>
+          <w:i w:val="0"/>
+        </w:rPr>
+        <w:t>Same approach</w:t>
+      </w:r>
+      <w:r>
+        <w:rPr>
+          <w:b w:val="0"/>
+          <w:i w:val="0"/>
+        </w:rPr>
+        <w:t xml:space="preserve"> (Wang et al., 2024): Borrow their measures or coding frames where they fit your question, and justify the design difference in your methodology chapter.</w:t>
+      </w:r>
+    </w:p>
+    <w:p>
+      <w:pPr>
+        <w:pStyle w:val="ListBullet"/>
+      </w:pPr>
+      <w:r>
+        <w:rPr>
+          <w:b/>
+          <w:i w:val="0"/>
+        </w:rPr>
+        <w:t>Different: no primary data</w:t>
+      </w:r>
+      <w:r>
+        <w:rPr>
+          <w:b w:val="0"/>
+          <w:i w:val="0"/>
+        </w:rPr>
+        <w:t xml:space="preserve"> (Huang, 2024; Ma et al., 2024; Unknown, 2023; Cremer et al., 2024; Mohamed et al., 2023; Sfetcu, 2024; Rosli, 2025; Khoirunnisa et al., 2024; Mohammed, 2025): Turn their arguments or frameworks into hypotheses, constructs or interview topics, citing them as the source.</w:t>
+      </w:r>
+    </w:p>
+    <w:p>
+      <w:pPr>
+        <w:pStyle w:val="Heading2"/>
+      </w:pPr>
+      <w:r>
+        <w:t>11. Field-Specific Best Practices</w:t>
+      </w:r>
+    </w:p>
+    <w:p>
+      <w:r>
+        <w:rPr>
+          <w:b w:val="0"/>
+          <w:i w:val="0"/>
+        </w:rPr>
+        <w:t>Examiners in engineering, computing and the natural sciences check these practices first; build each into your design from the start.</w:t>
+      </w:r>
+    </w:p>
+    <w:p>
+      <w:pPr>
+        <w:pStyle w:val="ListBullet"/>
+      </w:pPr>
+      <w:r>
+        <w:rPr>
+          <w:b/>
+          <w:i w:val="0"/>
+        </w:rPr>
+        <w:t>Reproducibility.</w:t>
+      </w:r>
+      <w:r>
+        <w:rPr>
+          <w:b w:val="0"/>
+          <w:i w:val="0"/>
+        </w:rPr>
+        <w:t xml:space="preserve"> Fix and report random seeds, release code, configurations and (where licences allow) data, and record hardware, software versions and runtime.</w:t>
+      </w:r>
+    </w:p>
+    <w:p>
+      <w:pPr>
+        <w:pStyle w:val="ListBullet"/>
+      </w:pPr>
+      <w:r>
+        <w:rPr>
+          <w:b/>
+          <w:i w:val="0"/>
+        </w:rPr>
+        <w:t>Benchmarking standards.</w:t>
+      </w:r>
+      <w:r>
+        <w:rPr>
+          <w:b w:val="0"/>
+          <w:i w:val="0"/>
+        </w:rPr>
+        <w:t xml:space="preserve"> Use the standard splits of public benchmarks, compare with strong recent baselines re-run under the same compute budget, and report every metric the field expects.</w:t>
+      </w:r>
+    </w:p>
+    <w:p>
+      <w:pPr>
+        <w:pStyle w:val="ListBullet"/>
+      </w:pPr>
+      <w:r>
+        <w:rPr>
+          <w:b/>
+          <w:i w:val="0"/>
+        </w:rPr>
+        <w:t>Statistical comparison.</w:t>
+      </w:r>
+      <w:r>
+        <w:rPr>
+          <w:b w:val="0"/>
+          <w:i w:val="0"/>
+        </w:rPr>
+        <w:t xml:space="preserve"> Run each method several times (3-10 seeds) and report mean and spread or confidence intervals; test differences across seeds or datasets.</w:t>
+      </w:r>
+    </w:p>
+    <w:p>
+      <w:pPr>
+        <w:pStyle w:val="ListBullet"/>
+      </w:pPr>
+      <w:r>
+        <w:rPr>
+          <w:b/>
+          <w:i w:val="0"/>
+        </w:rPr>
+        <w:t>Ablation and sensitivity.</w:t>
+      </w:r>
+      <w:r>
+        <w:rPr>
+          <w:b w:val="0"/>
+          <w:i w:val="0"/>
+        </w:rPr>
+        <w:t xml:space="preserve"> Remove one component at a time and vary key hyperparameters, so each claimed gain is attributed and its robustness shown.</w:t>
+      </w:r>
+    </w:p>
+    <w:p>
+      <w:pPr>
+        <w:pStyle w:val="ListBullet"/>
+      </w:pPr>
+      <w:r>
+        <w:rPr>
+          <w:b/>
+          <w:i w:val="0"/>
+        </w:rPr>
+        <w:t>Leakage and validity.</w:t>
+      </w:r>
+      <w:r>
+        <w:rPr>
+          <w:b w:val="0"/>
+          <w:i w:val="0"/>
+        </w:rPr>
+        <w:t xml:space="preserve"> Keep the test set untouched during development, check for train-test overlap, and state threats to internal and external validity.</w:t>
+      </w:r>
+    </w:p>
+    <w:p>
+      <w:pPr>
+        <w:pStyle w:val="ListBullet"/>
+      </w:pPr>
+      <w:r>
+        <w:rPr>
+          <w:b/>
+          <w:i w:val="0"/>
+        </w:rPr>
+        <w:t>Artefact quality.</w:t>
+      </w:r>
+      <w:r>
+        <w:rPr>
+          <w:b w:val="0"/>
+          <w:i w:val="0"/>
+        </w:rPr>
+        <w:t xml:space="preserve"> Follow a reproducibility checklist (e.g. the NeurIPS checklist or ACM artifact badging) and document how to rerun every table.</w:t>
+      </w:r>
+    </w:p>
+    <w:p>
+      <w:pPr>
+        <w:pStyle w:val="Heading2"/>
+      </w:pPr>
+      <w:r>
+        <w:t>12. Implementation Roadmap</w:t>
+      </w:r>
+    </w:p>
+    <w:p>
+      <w:r>
+        <w:rPr>
+          <w:b w:val="0"/>
+          <w:i w:val="0"/>
+        </w:rPr>
+        <w:t>The stages below turn a mixed-methods design into a plan; each ends with a deliverable that shows it is done.</w:t>
+      </w:r>
+    </w:p>
+    <w:tbl>
+      <w:tblPr>
+        <w:tblStyle w:val="TableGrid"/>
+        <w:tblW w:type="auto" w:w="0"/>
+        <w:tblLook w:firstColumn="1" w:firstRow="1" w:lastColumn="0" w:lastRow="0" w:noHBand="0" w:noVBand="1" w:val="04A0"/>
+      </w:tblPr>
+      <w:tblGrid>
+        <w:gridCol w:w="2160"/>
+        <w:gridCol w:w="2160"/>
+        <w:gridCol w:w="2160"/>
+        <w:gridCol w:w="2160"/>
+      </w:tblGrid>
+      <w:tr>
+        <w:tc>
+          <w:tcPr>
+            <w:tcW w:type="dxa" w:w="2160"/>
+          </w:tcPr>
+          <w:p>
+            <w:r>
+              <w:rPr>
+                <w:b/>
+                <w:sz w:val="16"/>
+              </w:rPr>
+              <w:t>Step</w:t>
+            </w:r>
+          </w:p>
+        </w:tc>
+        <w:tc>
+          <w:tcPr>
+            <w:tcW w:type="dxa" w:w="2160"/>
+          </w:tcPr>
+          <w:p>
+            <w:r>
+              <w:rPr>
+                <w:b/>
+                <w:sz w:val="16"/>
+              </w:rPr>
+              <w:t>Stage</w:t>
+            </w:r>
+          </w:p>
+        </w:tc>
+        <w:tc>
+          <w:tcPr>
+            <w:tcW w:type="dxa" w:w="2160"/>
+          </w:tcPr>
+          <w:p>
+            <w:r>
+              <w:rPr>
+                <w:b/>
+                <w:sz w:val="16"/>
+              </w:rPr>
+              <w:t>Indicative duration</w:t>
+            </w:r>
+          </w:p>
+        </w:tc>
+        <w:tc>
+          <w:tcPr>
+            <w:tcW w:type="dxa" w:w="2160"/>
+          </w:tcPr>
+          <w:p>
+            <w:r>
+              <w:rPr>
+                <w:b/>
+                <w:sz w:val="16"/>
+              </w:rPr>
+              <w:t>Done when you have</w:t>
+            </w:r>
+          </w:p>
+        </w:tc>
+      </w:tr>
+      <w:tr>
+        <w:tc>
+          <w:tcPr>
+            <w:tcW w:type="dxa" w:w="2160"/>
+          </w:tcPr>
+          <w:p>
+            <w:r>
+              <w:rPr>
+                <w:b w:val="0"/>
+                <w:sz w:val="16"/>
+              </w:rPr>
+              <w:t>1</w:t>
+            </w:r>
+          </w:p>
+        </w:tc>
+        <w:tc>
+          <w:tcPr>
+            <w:tcW w:type="dxa" w:w="2160"/>
+          </w:tcPr>
+          <w:p>
+            <w:r>
+              <w:rPr>
+                <w:b w:val="0"/>
+                <w:sz w:val="16"/>
+              </w:rPr>
+              <w:t>Research design, instruments and ethics approval</w:t>
+            </w:r>
+          </w:p>
+        </w:tc>
+        <w:tc>
+          <w:tcPr>
+            <w:tcW w:type="dxa" w:w="2160"/>
+          </w:tcPr>
+          <w:p>
+            <w:r>
+              <w:rPr>
+                <w:b w:val="0"/>
+                <w:sz w:val="16"/>
+              </w:rPr>
+              <w:t>1–2 months</w:t>
+            </w:r>
+          </w:p>
+        </w:tc>
+        <w:tc>
+          <w:tcPr>
+            <w:tcW w:type="dxa" w:w="2160"/>
+          </w:tcPr>
+          <w:p>
+            <w:r>
+              <w:rPr>
+                <w:b w:val="0"/>
+                <w:sz w:val="16"/>
+              </w:rPr>
+              <w:t>Ethics approval (or a documented exemption) and confirmed access to participants or data</w:t>
+            </w:r>
+          </w:p>
+        </w:tc>
+      </w:tr>
+      <w:tr>
+        <w:tc>
+          <w:tcPr>
+            <w:tcW w:type="dxa" w:w="2160"/>
+          </w:tcPr>
+          <w:p>
+            <w:r>
+              <w:rPr>
+                <w:b w:val="0"/>
+                <w:sz w:val="16"/>
+              </w:rPr>
+              <w:t>2</w:t>
+            </w:r>
+          </w:p>
+        </w:tc>
+        <w:tc>
+          <w:tcPr>
+            <w:tcW w:type="dxa" w:w="2160"/>
+          </w:tcPr>
+          <w:p>
+            <w:r>
+              <w:rPr>
+                <w:b w:val="0"/>
+                <w:sz w:val="16"/>
+              </w:rPr>
+              <w:t>Quantitative strand: cross-sectional survey data collection</w:t>
+            </w:r>
+          </w:p>
+        </w:tc>
+        <w:tc>
+          <w:tcPr>
+            <w:tcW w:type="dxa" w:w="2160"/>
+          </w:tcPr>
+          <w:p>
+            <w:r>
+              <w:rPr>
+                <w:b w:val="0"/>
+                <w:sz w:val="16"/>
+              </w:rPr>
+              <w:t>2–3 months</w:t>
+            </w:r>
+          </w:p>
+        </w:tc>
+        <w:tc>
+          <w:tcPr>
+            <w:tcW w:type="dxa" w:w="2160"/>
+          </w:tcPr>
+          <w:p>
+            <w:r>
+              <w:rPr>
+                <w:b w:val="0"/>
+                <w:sz w:val="16"/>
+              </w:rPr>
+              <w:t>Clean dataset or transcripts with a data-management log</w:t>
+            </w:r>
+          </w:p>
+        </w:tc>
+      </w:tr>
+      <w:tr>
+        <w:tc>
+          <w:tcPr>
+            <w:tcW w:type="dxa" w:w="2160"/>
+          </w:tcPr>
+          <w:p>
+            <w:r>
+              <w:rPr>
+                <w:b w:val="0"/>
+                <w:sz w:val="16"/>
+              </w:rPr>
+              <w:t>3</w:t>
+            </w:r>
+          </w:p>
+        </w:tc>
+        <w:tc>
+          <w:tcPr>
+            <w:tcW w:type="dxa" w:w="2160"/>
+          </w:tcPr>
+          <w:p>
+            <w:r>
+              <w:rPr>
+                <w:b w:val="0"/>
+                <w:sz w:val="16"/>
+              </w:rPr>
+              <w:t>Quantitative analysis</w:t>
+            </w:r>
+          </w:p>
+        </w:tc>
+        <w:tc>
+          <w:tcPr>
+            <w:tcW w:type="dxa" w:w="2160"/>
+          </w:tcPr>
+          <w:p>
+            <w:r>
+              <w:rPr>
+                <w:b w:val="0"/>
+                <w:sz w:val="16"/>
+              </w:rPr>
+              <w:t>1 month</w:t>
+            </w:r>
+          </w:p>
+        </w:tc>
+        <w:tc>
+          <w:tcPr>
+            <w:tcW w:type="dxa" w:w="2160"/>
+          </w:tcPr>
+          <w:p>
+            <w:r>
+              <w:rPr>
+                <w:b w:val="0"/>
+                <w:sz w:val="16"/>
+              </w:rPr>
+              <w:t>Analysis scripts and outputs, and a draft of the results chapter</w:t>
+            </w:r>
+          </w:p>
+        </w:tc>
+      </w:tr>
+      <w:tr>
+        <w:tc>
+          <w:tcPr>
+            <w:tcW w:type="dxa" w:w="2160"/>
+          </w:tcPr>
+          <w:p>
+            <w:r>
+              <w:rPr>
+                <w:b w:val="0"/>
+                <w:sz w:val="16"/>
+              </w:rPr>
+              <w:t>4</w:t>
+            </w:r>
+          </w:p>
+        </w:tc>
+        <w:tc>
+          <w:tcPr>
+            <w:tcW w:type="dxa" w:w="2160"/>
+          </w:tcPr>
+          <w:p>
+            <w:r>
+              <w:rPr>
+                <w:b w:val="0"/>
+                <w:sz w:val="16"/>
+              </w:rPr>
+              <w:t>Qualitative strand: case study data collection</w:t>
+            </w:r>
+          </w:p>
+        </w:tc>
+        <w:tc>
+          <w:tcPr>
+            <w:tcW w:type="dxa" w:w="2160"/>
+          </w:tcPr>
+          <w:p>
+            <w:r>
+              <w:rPr>
+                <w:b w:val="0"/>
+                <w:sz w:val="16"/>
+              </w:rPr>
+              <w:t>2–3 months</w:t>
+            </w:r>
+          </w:p>
+        </w:tc>
+        <w:tc>
+          <w:tcPr>
+            <w:tcW w:type="dxa" w:w="2160"/>
+          </w:tcPr>
+          <w:p>
+            <w:r>
+              <w:rPr>
+                <w:b w:val="0"/>
+                <w:sz w:val="16"/>
+              </w:rPr>
+              <w:t>Clean dataset or transcripts with a data-management log</w:t>
+            </w:r>
+          </w:p>
+        </w:tc>
+      </w:tr>
+      <w:tr>
+        <w:tc>
+          <w:tcPr>
+            <w:tcW w:type="dxa" w:w="2160"/>
+          </w:tcPr>
+          <w:p>
+            <w:r>
+              <w:rPr>
+                <w:b w:val="0"/>
+                <w:sz w:val="16"/>
+              </w:rPr>
+              <w:t>5</w:t>
+            </w:r>
+          </w:p>
+        </w:tc>
+        <w:tc>
+          <w:tcPr>
+            <w:tcW w:type="dxa" w:w="2160"/>
+          </w:tcPr>
+          <w:p>
+            <w:r>
+              <w:rPr>
+                <w:b w:val="0"/>
+                <w:sz w:val="16"/>
+              </w:rPr>
+              <w:t>Qualitative analysis and integration of both strands</w:t>
+            </w:r>
+          </w:p>
+        </w:tc>
+        <w:tc>
+          <w:tcPr>
+            <w:tcW w:type="dxa" w:w="2160"/>
+          </w:tcPr>
+          <w:p>
+            <w:r>
+              <w:rPr>
+                <w:b w:val="0"/>
+                <w:sz w:val="16"/>
+              </w:rPr>
+              <w:t>1–2 months</w:t>
+            </w:r>
+          </w:p>
+        </w:tc>
+        <w:tc>
+          <w:tcPr>
+            <w:tcW w:type="dxa" w:w="2160"/>
+          </w:tcPr>
+          <w:p>
+            <w:r>
+              <w:rPr>
+                <w:b w:val="0"/>
+                <w:sz w:val="16"/>
+              </w:rPr>
+              <w:t>Analysis scripts and outputs, and a draft of the results chapter</w:t>
+            </w:r>
+          </w:p>
+        </w:tc>
+      </w:tr>
+      <w:tr>
+        <w:tc>
+          <w:tcPr>
+            <w:tcW w:type="dxa" w:w="2160"/>
+          </w:tcPr>
+          <w:p>
+            <w:r>
+              <w:rPr>
+                <w:b w:val="0"/>
+                <w:sz w:val="16"/>
+              </w:rPr>
+              <w:t>6</w:t>
+            </w:r>
+          </w:p>
+        </w:tc>
+        <w:tc>
+          <w:tcPr>
+            <w:tcW w:type="dxa" w:w="2160"/>
+          </w:tcPr>
+          <w:p>
+            <w:r>
+              <w:rPr>
+                <w:b w:val="0"/>
+                <w:sz w:val="16"/>
+              </w:rPr>
+              <w:t>Writing up</w:t>
+            </w:r>
+          </w:p>
+        </w:tc>
+        <w:tc>
+          <w:tcPr>
+            <w:tcW w:type="dxa" w:w="2160"/>
+          </w:tcPr>
+          <w:p>
+            <w:r>
+              <w:rPr>
+                <w:b w:val="0"/>
+                <w:sz w:val="16"/>
+              </w:rPr>
+              <w:t>1–2 months</w:t>
+            </w:r>
+          </w:p>
+        </w:tc>
+        <w:tc>
+          <w:tcPr>
+            <w:tcW w:type="dxa" w:w="2160"/>
+          </w:tcPr>
+          <w:p>
+            <w:r>
+              <w:rPr>
+                <w:b w:val="0"/>
+                <w:sz w:val="16"/>
+              </w:rPr>
+              <w:t>Full draft of the chapter for supervisor review</w:t>
+            </w:r>
+          </w:p>
+        </w:tc>
+      </w:tr>
+    </w:tbl>
+    <w:p/>
+    <w:p>
+      <w:r>
+        <w:rPr>
+          <w:b/>
+          <w:i w:val="0"/>
+        </w:rPr>
+        <w:t>First three actions.</w:t>
+      </w:r>
+    </w:p>
+    <w:p>
+      <w:r>
+        <w:rPr>
+          <w:b w:val="0"/>
+          <w:i w:val="0"/>
+        </w:rPr>
+        <w:t>1. Write your research question and hypotheses in one paragraph and check it against the gaps in the review.</w:t>
+      </w:r>
+    </w:p>
+    <w:p>
+      <w:r>
+        <w:rPr>
+          <w:b w:val="0"/>
+          <w:i w:val="0"/>
+        </w:rPr>
+        <w:t>2. Confirm access to your data: quantitative strand (cross-sectional survey): A structured questionnaire, adapted from validated scales where possible and piloted first.</w:t>
+      </w:r>
+    </w:p>
+    <w:p>
+      <w:r>
+        <w:rPr>
+          <w:b w:val="0"/>
+          <w:i w:val="0"/>
+        </w:rPr>
+        <w:t>3. Draft the ethics application or protocol, using Sections 5 to 8 of this chapter as its methods section.</w:t>
+      </w:r>
+    </w:p>
+    <w:p>
+      <w:pPr>
+        <w:pStyle w:val="Heading2"/>
+      </w:pPr>
+      <w:r>
+        <w:t>13. Standards for Your Degree</w:t>
+      </w:r>
+    </w:p>
+    <w:p>
+      <w:r>
+        <w:rPr>
+          <w:b w:val="0"/>
+          <w:i w:val="0"/>
+        </w:rPr>
+        <w:t>For Master's (MS/MSc/MA) level, examiners expect a literature base of 15-40 sources, centred on the last 5-10 years; a contribution that is a competent application or extension of established methods to a defined problem; replication in a new setting is a legitimate contribution; a justified design with a clear link from research question to data and analysis; alternatives named; and correct, transparent analysis of one dataset or case set, with results compared against the literature. Typical length: 15,000-30,000 words. Examiners look first at a focused research question, a coherent literature review, a sound, justified method, correct analysis and conclusions that follow from the results.</w:t>
+      </w:r>
+    </w:p>
+    <w:p>
+      <w:r>
+        <w:rPr>
+          <w:b/>
+          <w:i/>
+          <w:highlight w:val="yellow"/>
+        </w:rPr>
+        <w:t>[USER MUST ADD]</w:t>
+      </w:r>
+      <w:r>
+        <w:rPr>
           <w:b w:val="0"/>
           <w:i/>
         </w:rPr>
-        <w:t>Phase 2 recognises designs from keywords in the papers' titles and abstracts, so a design described only in a full text is missed; sample sizes are those stated in the abstracts. The field was detected from the papers (override it with --field). Check every classification before relying on it.</w:t>
+        <w:t xml:space="preserve"> Scope the study to Master's (MS/MSc/MA) level: state in your research question what is original about it (a competent application or extension of established methods to a defined problem).</w:t>
+      </w:r>
+    </w:p>
+    <w:p>
+      <w:r>
+        <w:rPr>
+          <w:b/>
+          <w:i/>
+          <w:highlight w:val="yellow"/>
+        </w:rPr>
+        <w:t>[USER SHOULD VERIFY]</w:t>
+      </w:r>
+      <w:r>
+        <w:rPr>
+          <w:b w:val="0"/>
+          <w:i/>
+        </w:rPr>
+        <w:t xml:space="preserve"> Phase 2 recognises designs from keywords in the papers' titles and abstracts, so a design described only in a full text is missed; sample sizes are those stated in the abstracts. The field was detected from the papers (override it with --field). Check every classification before relying on it.</w:t>
       </w:r>
     </w:p>
     <w:p>
@@ -3927,7 +5018,7 @@
           <w:b w:val="0"/>
           <w:i w:val="0"/>
         </w:rPr>
-        <w:t>Ahmed, U., Sipola, T., &amp; Hautamäki, J. (2024). Cyber Protection Applications of Quantum Computing: A Review. arXiv. https://doi.org/10.34190/eccws.23.1.2182</w:t>
+        <w:t>Cremer, F., Sheehan, B., Mullins, M., Fortmann, M., Ryan, B. J., &amp; Materne, S. (2024). On the insurability of cyber warfare: An investigation into the German cyber insurance market. Computers &amp; security. https://doi.org/10.1016/j.cose.2024.103886</w:t>
       </w:r>
     </w:p>
     <w:p>
@@ -3936,7 +5027,7 @@
           <w:b w:val="0"/>
           <w:i w:val="0"/>
         </w:rPr>
-        <w:t>Benkő, G., &amp; Biczók, G. (2024). The Cyber Alliance Game: How Alliances Influence Cyber-Warfare. arXiv. http://arxiv.org/abs/2410.05953v1</w:t>
+        <w:t>Huang, B. (2024). Navigating digital divide: exploring the influence of ideological and political education on cyber security and digital literacy amid information warfare. Current Psychology. https://doi.org/10.1007/s12144-024-06106-1</w:t>
       </w:r>
     </w:p>
     <w:p>
@@ -3945,7 +5036,7 @@
           <w:b w:val="0"/>
           <w:i w:val="0"/>
         </w:rPr>
-        <w:t>Bouke, M., &amp; Abdullah, A. (2023). Turnkey Technology: A Powerful Tool for Cyber Warfare. arXiv. http://arxiv.org/abs/2308.14576v1</w:t>
+        <w:t>Khan, Z. (2025). Cyber Warfare and International Security: A New Geopolitical Frontier. The Critical Review of Social Sciences Studies. https://doi.org/10.59075/k9cbhz04</w:t>
       </w:r>
     </w:p>
     <w:p>
@@ -3954,7 +5045,7 @@
           <w:b w:val="0"/>
           <w:i w:val="0"/>
         </w:rPr>
-        <w:t>Celeny, D., &amp; Maréchal, L. (2024). Cyber risk and the cross-section of stock returns. arXiv. http://arxiv.org/abs/2402.04775v2</w:t>
+        <w:t>Khoirunnisa, K., &amp; Sugiati, C. (2024). Cyber Warfare Strategies in the Russia-Ukraine Conflict (2021-2022): Implications for National Security and Modern Warfare. Journal of Public Policy. https://doi.org/10.35308/jpp.v10i2.9026</w:t>
       </w:r>
     </w:p>
     <w:p>
@@ -3963,7 +5054,7 @@
           <w:b w:val="0"/>
           <w:i w:val="0"/>
         </w:rPr>
-        <w:t>Diggelen, J. v., Aidman, E., Rowa, J., &amp; Vince, J. (2025). Designing AI-Enabled Countermeasures to Cognitive Warfare. arXiv. http://arxiv.org/abs/2504.11486v1</w:t>
+        <w:t>Kumar, S., &amp; Nagar, G. (2024). Threat Modeling for Cyber Warfare Against Less Cyber-Dependent Adversaries. European Conference on Cyber Warfare and Security. https://doi.org/10.34190/eccws.23.1.2462</w:t>
       </w:r>
     </w:p>
     <w:p>
@@ -3972,7 +5063,7 @@
           <w:b w:val="0"/>
           <w:i w:val="0"/>
         </w:rPr>
-        <w:t>Ear, E., Remy, J. L. C., &amp; Xu, S. (2023). Towards Automated Cyber Range Design: Characterizing and Matching Demands to Supplies. arXiv. https://doi.org/10.1109/CSR57506.2023.10224940</w:t>
+        <w:t>Lindsay, J. (2025). Stuxnet revisited: From cyber warfare to secret statecraft. The  Journal of Strategic Studies. https://doi.org/10.1080/01402390.2025.2481447</w:t>
       </w:r>
     </w:p>
     <w:p>
@@ -3981,7 +5072,7 @@
           <w:b w:val="0"/>
           <w:i w:val="0"/>
         </w:rPr>
-        <w:t>Fernandes, Y., &amp; Abosata, N. (2024). Analysing India's Cyber Warfare Readiness and Developing a Defence Strategy. arXiv. http://arxiv.org/abs/2406.12568v1</w:t>
+        <w:t>Ma, X., Abdelfattah, W., Luo, D., Innab, N., Shutaywi, M., &amp; Deebani, W. (2024). Non-cooperative game theory with generative adversarial network for effective decision-making in military cyber warfare. Annals of Operations Research. https://doi.org/10.1007/s10479-024-06406-6</w:t>
       </w:r>
     </w:p>
     <w:p>
@@ -3990,7 +5081,7 @@
           <w:b w:val="0"/>
           <w:i w:val="0"/>
         </w:rPr>
-        <w:t>Huang, S., Poskitt, C. M., &amp; Shar, L. K. (2024). Security Modelling for Cyber-Physical Systems: A Systematic Literature Review. arXiv. https://doi.org/10.1145/3776549</w:t>
+        <w:t>Mohamed, N., Almazrouei, S. k., Oubelaid, A., Ahmed, A., Jomah, O., &amp; Aghnaiya, A. (2023). Understanding the Threat Posed by Chinese Cyber Warfare Units. 2023 IEEE 3rd International Maghreb Meeting of the Conference on Sciences and Techniques of Automatic Control and Computer Engineering (MI-STA). https://doi.org/10.1109/MI-STA57575.2023.10169496</w:t>
       </w:r>
     </w:p>
     <w:p>
@@ -3999,7 +5090,7 @@
           <w:b w:val="0"/>
           <w:i w:val="0"/>
         </w:rPr>
-        <w:t>Kiely, M., Bowman, D., Standen, M., &amp; Moir, C. (2023). On Autonomous Agents in a Cyber Defence Environment. arXiv. http://arxiv.org/abs/2309.07388v1</w:t>
+        <w:t>Mohammed, S. A. (2025). Agent-vs-Agent Cyber Warfare: Autonomous AI Systems Defending Against AI-Enabled APTs. International Journal on Advanced Computer Engineering and Communication Technology. https://doi.org/10.65521/ijacect.v14i2.926</w:t>
       </w:r>
     </w:p>
     <w:p>
@@ -4008,7 +5099,7 @@
           <w:b w:val="0"/>
           <w:i w:val="0"/>
         </w:rPr>
-        <w:t>Lau, P., Wang, L., Wei, W., Liu, Z., &amp; Ten, C. (2024). A Novel Mutual Insurance Model for Hedging Against Cyber Risks in Power Systems Deploying Smart Technologies. arXiv. https://doi.org/10.1109/TPWRS.2022.3164628</w:t>
+        <w:t>Rosli, W. (2025). Waging warfare against states: the deployment of artificial intelligence in cyber espionage. AI and Ethics. https://doi.org/10.1007/s43681-024-00628-x</w:t>
       </w:r>
     </w:p>
     <w:p>
@@ -4017,7 +5108,7 @@
           <w:b w:val="0"/>
           <w:i w:val="0"/>
         </w:rPr>
-        <w:t>Li, L., Rami, J. S. E., Kerr, R., Taylor, A., &amp; Vandenberghe, G. (2023). Towards Autonomous Cyber Operation Agents: Exploring the Red Case. arXiv. http://arxiv.org/abs/2309.02247v2</w:t>
+        <w:t>Sfetcu, N. (2024). Advanced Persistent Threats in Cybersecurity – Cyber Warfare. Social Science Research Network. https://doi.org/10.58679/mm28378</w:t>
       </w:r>
     </w:p>
     <w:p>
@@ -4026,7 +5117,7 @@
           <w:b w:val="0"/>
           <w:i w:val="0"/>
         </w:rPr>
-        <w:t>Li, T., &amp; Zhu, Q. (2024). Symbiotic Game and Foundation Models for Cyber Deception Operations in Strategic Cyber Warfare. arXiv. http://arxiv.org/abs/2403.10570v2</w:t>
+        <w:t>Siam, M. A., Shan-A-Alahi, A., Tuhin, M. K., Hossain, E., Bashir, M., Lucky, K. Y., Uddin, S. M. M., &amp; Zaiem, A. A. (2025). AI-Driven Cyber Threat Intelligence Systems: A National Framework for Proactive Defense Against Evolving Digital Warfare. International Journal of Computational and Experimental Science and Engineering. https://doi.org/10.22399/ijcesen.3793</w:t>
       </w:r>
     </w:p>
     <w:p>
@@ -4035,7 +5126,7 @@
           <w:b w:val="0"/>
           <w:i w:val="0"/>
         </w:rPr>
-        <w:t>Sánchez, G., Elbez, G., &amp; Hagenmeyer, V. (2025). A Global Analysis of Cyber Threats to the Energy Sector: "Currents of Conflict" from a Geopolitical Perspective. arXiv. https://doi.org/10.17560/atp.v67i9.2797</w:t>
+        <w:t>Unknown Author (2023). Russian cyber and information warfare in practice. https://doi.org/10.55317/9781784135898</w:t>
       </w:r>
     </w:p>
     <w:p>
@@ -4044,7 +5135,7 @@
           <w:b w:val="0"/>
           <w:i w:val="0"/>
         </w:rPr>
-        <w:t>Yang, Y., &amp; Zhu, Q. (2025). A Multi-Resolution Dynamic Game Framework for Cross-Echelon Decision-Making in Cyber Warfare. arXiv. http://arxiv.org/abs/2507.03021v1</w:t>
+        <w:t>Wang, L., &amp; Wang, R. (2024). Cyber warfare: a study of Zelenskyy’s social media political performance strategies and effects. Frontiers in Psychology. https://doi.org/10.3389/fpsyg.2024.1478639</w:t>
       </w:r>
     </w:p>
     <w:p>
@@ -4053,7 +5144,7 @@
           <w:b w:val="0"/>
           <w:i w:val="0"/>
         </w:rPr>
-        <w:t>Yang, Y., &amp; Zhu, Q. (2025). Toward a Multi-Echelon Cyber Warfare Theory: A Meta-Game-Theoretic Paradigm for Defense and Dominance. arXiv. http://arxiv.org/abs/2509.08976v2</w:t>
+        <w:t>Žilinčík, S., &amp; Duyvesteyn, I. (2023). Strategic studies and cyber warfare. The  Journal of Strategic Studies. https://doi.org/10.1080/01402390.2023.2174106</w:t>
       </w:r>
     </w:p>
     <w:sectPr>
